--- a/Quality Management/src/Reports/QltyCertificateOfAnalysis.docx
+++ b/Quality Management/src/Reports/QltyCertificateOfAnalysis.docx
@@ -48,14 +48,12 @@
                     <w:lang w:val="da-DK"/>
                   </w:rPr>
                 </w:pPr>
-                <w:proofErr w:type="spellStart"/>
                 <w:r>
                   <w:rPr>
                     <w:bCs/>
                   </w:rPr>
                   <w:t>InspectionLabel</w:t>
                 </w:r>
-                <w:proofErr w:type="spellEnd"/>
               </w:p>
             </w:tc>
           </w:sdtContent>
@@ -77,14 +75,13 @@
             <w:rPr>
               <w:bCs/>
             </w:rPr>
-            <w:alias w:val="ItemLabel"/>
-            <w:tag w:val="#BC:InsertDataItem,Labels/ItemLabel"/>
-            <w:id w:val="498628940"/>
+            <w:alias w:val="InspectionDescriptionLabel"/>
+            <w:tag w:val="#BC:InsertDataItem,Labels/InspectionDescriptionLabel"/>
+            <w:id w:val="-796517401"/>
             <w:placeholder>
-              <w:docPart w:val="FF71EE4101DE474BB9E0488A463E2526"/>
+              <w:docPart w:val="DefaultPlaceholder_-1854013440"/>
             </w:placeholder>
-            <w:dataBinding w:prefixMappings="xmlns:ns0='urn:microsoft-dynamics-nav/reports/Qlty_Certificate_of_Analysis/20401/'" w:xpath="/ns0:NavWordReportXmlPart[1]/ns0:Labels[1]/ns0:ItemLabel[1]" w:storeItemID="{F00BF611-06BA-436C-902A-C0D5E8DF929B}"/>
-            <w15:color w:val="808080"/>
+            <w:dataBinding w:prefixMappings="xmlns:ns0='urn:microsoft-dynamics-nav/reports/Qlty_Certificate_of_Analysis/20401/' " w:xpath="/ns0:NavWordReportXmlPart[1]/ns0:Labels[1]/ns0:InspectionDescriptionLabel[1]" w:storeItemID="{F00BF611-06BA-436C-902A-C0D5E8DF929B}"/>
             <w:text/>
           </w:sdtPr>
           <w:sdtContent>
@@ -95,17 +92,15 @@
               <w:p>
                 <w:pPr>
                   <w:rPr>
-                    <w:rFonts w:asciiTheme="majorHAnsi" w:hAnsiTheme="majorHAnsi"/>
+                    <w:bCs/>
                   </w:rPr>
                 </w:pPr>
-                <w:proofErr w:type="spellStart"/>
                 <w:r>
                   <w:rPr>
                     <w:bCs/>
                   </w:rPr>
-                  <w:t>ItemLabel</w:t>
+                  <w:t>InspectionDescriptionLabel</w:t>
                 </w:r>
-                <w:proofErr w:type="spellEnd"/>
               </w:p>
             </w:tc>
           </w:sdtContent>
@@ -118,48 +113,46 @@
             <w:pPr>
               <w:rPr>
                 <w:bCs/>
+                <w:lang w:val="da-DK"/>
               </w:rPr>
             </w:pPr>
           </w:p>
         </w:tc>
-        <w:tc>
-          <w:tcPr>
-            <w:tcW w:w="3441" w:type="dxa"/>
-          </w:tcPr>
-          <w:p>
-            <w:pPr>
-              <w:rPr>
-                <w:rFonts w:asciiTheme="majorHAnsi" w:hAnsiTheme="majorHAnsi"/>
-              </w:rPr>
-            </w:pPr>
-            <w:sdt>
-              <w:sdtPr>
-                <w:rPr>
-                  <w:bCs/>
-                </w:rPr>
-                <w:alias w:val="ItemTrackingLabel"/>
-                <w:tag w:val="#BC:InsertDataItem,Labels/ItemTrackingLabel"/>
-                <w:id w:val="-1559471266"/>
-                <w:placeholder>
-                  <w:docPart w:val="720D8BC7856F435891DBD9A3EFEBC90B"/>
-                </w:placeholder>
-                <w:dataBinding w:prefixMappings="xmlns:ns0='urn:microsoft-dynamics-nav/reports/Qlty_Certificate_of_Analysis/20401/'" w:xpath="/ns0:NavWordReportXmlPart[1]/ns0:Labels[1]/ns0:ItemTrackingLabel[1]" w:storeItemID="{F00BF611-06BA-436C-902A-C0D5E8DF929B}"/>
-                <w15:color w:val="808080"/>
-                <w:text/>
-              </w:sdtPr>
-              <w:sdtContent>
-                <w:proofErr w:type="spellStart"/>
+        <w:sdt>
+          <w:sdtPr>
+            <w:rPr>
+              <w:bCs/>
+            </w:rPr>
+            <w:alias w:val="ResultLabel"/>
+            <w:tag w:val="#BC:InsertDataItem,Labels/ResultLabel"/>
+            <w:id w:val="-1826118094"/>
+            <w:placeholder>
+              <w:docPart w:val="DefaultPlaceholder_-1854013440"/>
+            </w:placeholder>
+            <w:dataBinding w:prefixMappings="xmlns:ns0='urn:microsoft-dynamics-nav/reports/Qlty_Certificate_of_Analysis/20401/' " w:xpath="/ns0:NavWordReportXmlPart[1]/ns0:Labels[1]/ns0:ResultLabel[1]" w:storeItemID="{F00BF611-06BA-436C-902A-C0D5E8DF929B}"/>
+            <w:text/>
+          </w:sdtPr>
+          <w:sdtContent>
+            <w:tc>
+              <w:tcPr>
+                <w:tcW w:w="3441" w:type="dxa"/>
+              </w:tcPr>
+              <w:p>
+                <w:pPr>
+                  <w:rPr>
+                    <w:bCs/>
+                  </w:rPr>
+                </w:pPr>
                 <w:r>
                   <w:rPr>
                     <w:bCs/>
                   </w:rPr>
-                  <w:t>ItemTrackingLabel</w:t>
+                  <w:t>ResultLabel</w:t>
                 </w:r>
-                <w:proofErr w:type="spellEnd"/>
-              </w:sdtContent>
-            </w:sdt>
-          </w:p>
-        </w:tc>
+              </w:p>
+            </w:tc>
+          </w:sdtContent>
+        </w:sdt>
       </w:tr>
       <w:tr>
         <w:tc>
@@ -180,11 +173,9 @@
                 <w:text/>
               </w:sdtPr>
               <w:sdtContent>
-                <w:proofErr w:type="spellStart"/>
                 <w:r>
                   <w:t>QltyInspection_No</w:t>
                 </w:r>
-                <w:proofErr w:type="spellEnd"/>
               </w:sdtContent>
             </w:sdt>
             <w:r>
@@ -198,14 +189,12 @@
                 <w:placeholder>
                   <w:docPart w:val="CCFB25846BB14C249ED55F1742B218CA"/>
                 </w:placeholder>
-                <w15:dataBinding w:prefixMappings="xmlns:ns0='urn:microsoft-dynamics-nav/reports/Qlty_Certificate_of_Analysis/20401/' " w:xpath="/ns0:NavWordReportXmlPart[1]/ns0:CurrentInspection[1]/ns0:ReinspectionSequenceInformation[1]" w:storeItemID="{F00BF611-06BA-436C-902A-C0D5E8DF929B}" w16sdtdh:storeItemChecksum="o2KQhw=="/>
+                <w15:dataBinding w:prefixMappings="xmlns:ns0='urn:microsoft-dynamics-nav/reports/Qlty_Certificate_of_Analysis/20401/' " w:xpath="/ns0:NavWordReportXmlPart[1]/ns0:CurrentInspection[1]/ns0:ReinspectionSequenceInformation[1]" w:storeItemID="{F00BF611-06BA-436C-902A-C0D5E8DF929B}" w16sdtdh:storeItemChecksum="ezCkJw=="/>
               </w:sdtPr>
               <w:sdtContent>
-                <w:proofErr w:type="spellStart"/>
                 <w:r>
                   <w:t>ReinspectionSequenceInformation</w:t>
                 </w:r>
-                <w:proofErr w:type="spellEnd"/>
               </w:sdtContent>
             </w:sdt>
           </w:p>
@@ -216,66 +205,71 @@
           </w:tcPr>
           <w:p/>
         </w:tc>
-        <w:tc>
-          <w:tcPr>
-            <w:tcW w:w="3724" w:type="dxa"/>
-          </w:tcPr>
-          <w:sdt>
-            <w:sdtPr>
-              <w:alias w:val="ItemDescription"/>
-              <w:tag w:val="#BC:InsertDataItem,DataItems/CurrentInspection/ItemDescription"/>
-              <w:id w:val="1230270698"/>
-              <w:placeholder>
-                <w:docPart w:val="A13A81114EF64334B8E51A09F947B1C5"/>
-              </w:placeholder>
-              <w:dataBinding w:prefixMappings="xmlns:ns0='urn:microsoft-dynamics-nav/reports/Qlty_Certificate_of_Analysis/20401/'" w:xpath="/ns0:NavWordReportXmlPart[1]/ns0:CurrentInspection[1]/ns0:ItemDescription[1]" w:storeItemID="{F00BF611-06BA-436C-902A-C0D5E8DF929B}"/>
-              <w15:color w:val="808080"/>
-              <w:text/>
-            </w:sdtPr>
-            <w:sdtContent>
+        <w:sdt>
+          <w:sdtPr>
+            <w:alias w:val="QltyInspection_Description"/>
+            <w:tag w:val="#BC:InsertDataItem,DataItems/CurrentInspection/QltyInspection_Description"/>
+            <w:id w:val="-654533579"/>
+            <w:placeholder>
+              <w:docPart w:val="DefaultPlaceholder_-1854013440"/>
+            </w:placeholder>
+            <w:dataBinding w:prefixMappings="xmlns:ns0='urn:microsoft-dynamics-nav/reports/Qlty_Certificate_of_Analysis/20401/' " w:xpath="/ns0:NavWordReportXmlPart[1]/ns0:CurrentInspection[1]/ns0:QltyInspection_Description[1]" w:storeItemID="{F00BF611-06BA-436C-902A-C0D5E8DF929B}"/>
+            <w:text/>
+          </w:sdtPr>
+          <w:sdtContent>
+            <w:tc>
+              <w:tcPr>
+                <w:tcW w:w="3724" w:type="dxa"/>
+              </w:tcPr>
               <w:p>
-                <w:proofErr w:type="spellStart"/>
                 <w:r>
-                  <w:t>ItemDescription</w:t>
+                  <w:t>QltyInspection_Description</w:t>
                 </w:r>
-                <w:proofErr w:type="spellEnd"/>
               </w:p>
-            </w:sdtContent>
-          </w:sdt>
-        </w:tc>
+            </w:tc>
+          </w:sdtContent>
+        </w:sdt>
         <w:tc>
           <w:tcPr>
             <w:tcW w:w="236" w:type="dxa"/>
           </w:tcPr>
           <w:p/>
         </w:tc>
-        <w:tc>
-          <w:tcPr>
-            <w:tcW w:w="3441" w:type="dxa"/>
-          </w:tcPr>
-          <w:sdt>
-            <w:sdtPr>
-              <w:alias w:val="ItemTrackingDescription"/>
-              <w:tag w:val="#BC:InsertDataItem,DataItems/CurrentInspection/ItemTrackingDescription"/>
-              <w:id w:val="-1388635032"/>
-              <w:placeholder>
-                <w:docPart w:val="969E5DE1EBD540C9BA10B6F7575C6F06"/>
-              </w:placeholder>
-              <w:dataBinding w:prefixMappings="xmlns:ns0='urn:microsoft-dynamics-nav/reports/Qlty_Certificate_of_Analysis/20401/'" w:xpath="/ns0:NavWordReportXmlPart[1]/ns0:CurrentInspection[1]/ns0:ItemTrackingDescription[1]" w:storeItemID="{F00BF611-06BA-436C-902A-C0D5E8DF929B}"/>
-              <w15:color w:val="808080"/>
-              <w:text/>
-            </w:sdtPr>
-            <w:sdtContent>
+        <w:sdt>
+          <w:sdtPr>
+            <w:rPr>
+              <w:lang w:val="da-DK"/>
+            </w:rPr>
+            <w:alias w:val="QltyInspection_Result_Description"/>
+            <w:tag w:val="#BC:InsertDataItem,DataItems/CurrentInspection/QltyInspection_Result_Description"/>
+            <w:id w:val="-574823321"/>
+            <w:placeholder>
+              <w:docPart w:val="DefaultPlaceholder_-1854013440"/>
+            </w:placeholder>
+            <w:dataBinding w:prefixMappings="xmlns:ns0='urn:microsoft-dynamics-nav/reports/Qlty_Certificate_of_Analysis/20401/' " w:xpath="/ns0:NavWordReportXmlPart[1]/ns0:CurrentInspection[1]/ns0:QltyInspection_Result_Description[1]" w:storeItemID="{F00BF611-06BA-436C-902A-C0D5E8DF929B}"/>
+            <w:text/>
+          </w:sdtPr>
+          <w:sdtContent>
+            <w:tc>
+              <w:tcPr>
+                <w:tcW w:w="3441" w:type="dxa"/>
+              </w:tcPr>
               <w:p>
-                <w:proofErr w:type="spellStart"/>
+                <w:pPr>
+                  <w:rPr>
+                    <w:lang w:val="da-DK"/>
+                  </w:rPr>
+                </w:pPr>
                 <w:r>
-                  <w:t>ItemTrackingDescription</w:t>
+                  <w:rPr>
+                    <w:lang w:val="da-DK"/>
+                  </w:rPr>
+                  <w:t>QltyInspection_Result_Description</w:t>
                 </w:r>
-                <w:proofErr w:type="spellEnd"/>
               </w:p>
-            </w:sdtContent>
-          </w:sdt>
-        </w:tc>
+            </w:tc>
+          </w:sdtContent>
+        </w:sdt>
       </w:tr>
       <w:tr>
         <w:tc>
@@ -287,6 +281,7 @@
               <w:rPr>
                 <w:sz w:val="16"/>
                 <w:szCs w:val="16"/>
+                <w:lang w:val="da-DK"/>
               </w:rPr>
             </w:pPr>
           </w:p>
@@ -300,6 +295,7 @@
               <w:rPr>
                 <w:sz w:val="16"/>
                 <w:szCs w:val="16"/>
+                <w:lang w:val="da-DK"/>
               </w:rPr>
             </w:pPr>
           </w:p>
@@ -313,6 +309,7 @@
               <w:rPr>
                 <w:sz w:val="16"/>
                 <w:szCs w:val="16"/>
+                <w:lang w:val="da-DK"/>
               </w:rPr>
             </w:pPr>
           </w:p>
@@ -326,6 +323,7 @@
               <w:rPr>
                 <w:sz w:val="16"/>
                 <w:szCs w:val="16"/>
+                <w:lang w:val="da-DK"/>
               </w:rPr>
             </w:pPr>
           </w:p>
@@ -339,10 +337,270 @@
               <w:rPr>
                 <w:sz w:val="16"/>
                 <w:szCs w:val="16"/>
+                <w:lang w:val="da-DK"/>
               </w:rPr>
             </w:pPr>
           </w:p>
         </w:tc>
+      </w:tr>
+      <w:tr>
+        <w:sdt>
+          <w:sdtPr>
+            <w:rPr>
+              <w:b/>
+            </w:rPr>
+            <w:alias w:val="ItemLabel"/>
+            <w:tag w:val="#BC:InsertDataItem,Labels/ItemLabel"/>
+            <w:id w:val="-27641608"/>
+            <w:placeholder>
+              <w:docPart w:val="A17E3AF1DA6C4216BAD9D48E9C1759A6"/>
+            </w:placeholder>
+            <w:dataBinding w:prefixMappings="xmlns:ns0='urn:microsoft-dynamics-nav/reports/Qlty_Certificate_of_Analysis/20401/'" w:xpath="/ns0:NavWordReportXmlPart[1]/ns0:Labels[1]/ns0:ItemLabel[1]" w:storeItemID="{F00BF611-06BA-436C-902A-C0D5E8DF929B}"/>
+            <w15:color w:val="808080"/>
+            <w:text/>
+          </w:sdtPr>
+          <w:sdtContent>
+            <w:tc>
+              <w:tcPr>
+                <w:tcW w:w="2819" w:type="dxa"/>
+              </w:tcPr>
+              <w:p>
+                <w:pPr>
+                  <w:tabs>
+                    <w:tab w:val="left" w:pos="2016"/>
+                  </w:tabs>
+                  <w:rPr>
+                    <w:lang w:val="da-DK"/>
+                  </w:rPr>
+                </w:pPr>
+                <w:r>
+                  <w:rPr>
+                    <w:b/>
+                  </w:rPr>
+                  <w:t>ItemLabel</w:t>
+                </w:r>
+              </w:p>
+            </w:tc>
+          </w:sdtContent>
+        </w:sdt>
+        <w:tc>
+          <w:tcPr>
+            <w:tcW w:w="236" w:type="dxa"/>
+          </w:tcPr>
+          <w:p>
+            <w:pPr>
+              <w:rPr>
+                <w:b/>
+              </w:rPr>
+            </w:pPr>
+          </w:p>
+        </w:tc>
+        <w:sdt>
+          <w:sdtPr>
+            <w:rPr>
+              <w:b/>
+            </w:rPr>
+            <w:alias w:val="ItemDescriptionLabel"/>
+            <w:tag w:val="#BC:InsertDataItem,Labels/ItemDescriptionLabel"/>
+            <w:id w:val="-751035663"/>
+            <w:placeholder>
+              <w:docPart w:val="DefaultPlaceholder_-1854013440"/>
+            </w:placeholder>
+            <w:dataBinding w:prefixMappings="xmlns:ns0='urn:microsoft-dynamics-nav/reports/Qlty_Certificate_of_Analysis/20401/' " w:xpath="/ns0:NavWordReportXmlPart[1]/ns0:Labels[1]/ns0:ItemDescriptionLabel[1]" w:storeItemID="{F00BF611-06BA-436C-902A-C0D5E8DF929B}"/>
+            <w:text/>
+          </w:sdtPr>
+          <w:sdtContent>
+            <w:tc>
+              <w:tcPr>
+                <w:tcW w:w="3724" w:type="dxa"/>
+              </w:tcPr>
+              <w:p>
+                <w:pPr>
+                  <w:rPr>
+                    <w:b/>
+                  </w:rPr>
+                </w:pPr>
+                <w:r>
+                  <w:rPr>
+                    <w:b/>
+                  </w:rPr>
+                  <w:t>ItemDescriptionLabel</w:t>
+                </w:r>
+              </w:p>
+            </w:tc>
+          </w:sdtContent>
+        </w:sdt>
+        <w:tc>
+          <w:tcPr>
+            <w:tcW w:w="236" w:type="dxa"/>
+          </w:tcPr>
+          <w:p>
+            <w:pPr>
+              <w:rPr>
+                <w:b/>
+                <w:bCs/>
+                <w:lang w:val="da-DK"/>
+              </w:rPr>
+            </w:pPr>
+          </w:p>
+        </w:tc>
+        <w:tc>
+          <w:tcPr>
+            <w:tcW w:w="3441" w:type="dxa"/>
+          </w:tcPr>
+          <w:p>
+            <w:pPr>
+              <w:rPr>
+                <w:b/>
+                <w:bCs/>
+                <w:lang w:val="da-DK"/>
+              </w:rPr>
+            </w:pPr>
+            <w:sdt>
+              <w:sdtPr>
+                <w:rPr>
+                  <w:b/>
+                </w:rPr>
+                <w:alias w:val="ItemTrackingLabel"/>
+                <w:tag w:val="#BC:InsertDataItem,Labels/ItemTrackingLabel"/>
+                <w:id w:val="1082493217"/>
+                <w:placeholder>
+                  <w:docPart w:val="6EA3E70EB4354D4EAD29B1FAB831AE0D"/>
+                </w:placeholder>
+                <w:dataBinding w:prefixMappings="xmlns:ns0='urn:microsoft-dynamics-nav/reports/Qlty_Certificate_of_Analysis/20401/'" w:xpath="/ns0:NavWordReportXmlPart[1]/ns0:Labels[1]/ns0:ItemTrackingLabel[1]" w:storeItemID="{F00BF611-06BA-436C-902A-C0D5E8DF929B}"/>
+                <w15:color w:val="808080"/>
+                <w:text/>
+              </w:sdtPr>
+              <w:sdtContent>
+                <w:r>
+                  <w:rPr>
+                    <w:b/>
+                  </w:rPr>
+                  <w:t>ItemTrackingLabel</w:t>
+                </w:r>
+              </w:sdtContent>
+            </w:sdt>
+          </w:p>
+        </w:tc>
+      </w:tr>
+      <w:tr>
+        <w:sdt>
+          <w:sdtPr>
+            <w:alias w:val="ItemIdentifier"/>
+            <w:tag w:val="#BC:InsertDataItem,DataItems/CurrentInspection/ItemIdentifier"/>
+            <w:id w:val="-428274953"/>
+            <w:placeholder>
+              <w:docPart w:val="DefaultPlaceholder_-1854013440"/>
+            </w:placeholder>
+            <w:dataBinding w:prefixMappings="xmlns:ns0='urn:microsoft-dynamics-nav/reports/Qlty_Certificate_of_Analysis/20401/' " w:xpath="/ns0:NavWordReportXmlPart[1]/ns0:CurrentInspection[1]/ns0:ItemIdentifier[1]" w:storeItemID="{F00BF611-06BA-436C-902A-C0D5E8DF929B}"/>
+            <w:text/>
+          </w:sdtPr>
+          <w:sdtContent>
+            <w:tc>
+              <w:tcPr>
+                <w:tcW w:w="2819" w:type="dxa"/>
+              </w:tcPr>
+              <w:p>
+                <w:pPr>
+                  <w:tabs>
+                    <w:tab w:val="left" w:pos="2016"/>
+                  </w:tabs>
+                </w:pPr>
+                <w:r>
+                  <w:t>ItemIdentifier</w:t>
+                </w:r>
+              </w:p>
+            </w:tc>
+          </w:sdtContent>
+        </w:sdt>
+        <w:tc>
+          <w:tcPr>
+            <w:tcW w:w="236" w:type="dxa"/>
+          </w:tcPr>
+          <w:p>
+            <w:pPr>
+              <w:rPr>
+                <w:b/>
+                <w:bCs/>
+                <w:lang w:val="da-DK"/>
+              </w:rPr>
+            </w:pPr>
+          </w:p>
+        </w:tc>
+        <w:tc>
+          <w:tcPr>
+            <w:tcW w:w="3724" w:type="dxa"/>
+          </w:tcPr>
+          <w:sdt>
+            <w:sdtPr>
+              <w:alias w:val="ItemDescription"/>
+              <w:tag w:val="#BC:InsertDataItem,DataItems/CurrentInspection/ItemDescription"/>
+              <w:id w:val="-1168547911"/>
+              <w:placeholder>
+                <w:docPart w:val="AC18F8A884114D9E80792C0DFFAA4E54"/>
+              </w:placeholder>
+              <w:dataBinding w:prefixMappings="xmlns:ns0='urn:microsoft-dynamics-nav/reports/Qlty_Certificate_of_Analysis/20401/'" w:xpath="/ns0:NavWordReportXmlPart[1]/ns0:CurrentInspection[1]/ns0:ItemDescription[1]" w:storeItemID="{F00BF611-06BA-436C-902A-C0D5E8DF929B}"/>
+              <w15:color w:val="808080"/>
+              <w:text/>
+            </w:sdtPr>
+            <w:sdtContent>
+              <w:p>
+                <w:r>
+                  <w:t>ItemDescription</w:t>
+                </w:r>
+              </w:p>
+            </w:sdtContent>
+          </w:sdt>
+        </w:tc>
+        <w:tc>
+          <w:tcPr>
+            <w:tcW w:w="236" w:type="dxa"/>
+          </w:tcPr>
+          <w:p>
+            <w:pPr>
+              <w:rPr>
+                <w:b/>
+                <w:bCs/>
+                <w:lang w:val="da-DK"/>
+              </w:rPr>
+            </w:pPr>
+          </w:p>
+        </w:tc>
+        <w:sdt>
+          <w:sdtPr>
+            <w:rPr>
+              <w:lang w:val="da-DK"/>
+            </w:rPr>
+            <w:alias w:val="ItemTrackingIdentifier"/>
+            <w:tag w:val="#BC:InsertDataItem,DataItems/CurrentInspection/ItemTrackingIdentifier"/>
+            <w:id w:val="-1366745750"/>
+            <w:placeholder>
+              <w:docPart w:val="DefaultPlaceholder_-1854013440"/>
+            </w:placeholder>
+            <w:dataBinding w:prefixMappings="xmlns:ns0='urn:microsoft-dynamics-nav/reports/Qlty_Certificate_of_Analysis/20401/' " w:xpath="/ns0:NavWordReportXmlPart[1]/ns0:CurrentInspection[1]/ns0:ItemTrackingIdentifier[1]" w:storeItemID="{F00BF611-06BA-436C-902A-C0D5E8DF929B}"/>
+            <w:text/>
+          </w:sdtPr>
+          <w:sdtContent>
+            <w:tc>
+              <w:tcPr>
+                <w:tcW w:w="3441" w:type="dxa"/>
+              </w:tcPr>
+              <w:p>
+                <w:pPr>
+                  <w:rPr>
+                    <w:lang w:val="da-DK"/>
+                  </w:rPr>
+                </w:pPr>
+                <w:r>
+                  <w:rPr>
+                    <w:lang w:val="da-DK"/>
+                  </w:rPr>
+                  <w:t>ItemTrackingIdentifier</w:t>
+                </w:r>
+              </w:p>
+            </w:tc>
+          </w:sdtContent>
+        </w:sdt>
       </w:tr>
       <w:tr>
         <w:tc>
@@ -351,12 +609,110 @@
           </w:tcPr>
           <w:p>
             <w:pPr>
-              <w:tabs>
-                <w:tab w:val="left" w:pos="2016"/>
-              </w:tabs>
+              <w:rPr>
+                <w:sz w:val="16"/>
+                <w:szCs w:val="16"/>
+                <w:lang w:val="da-DK"/>
+              </w:rPr>
             </w:pPr>
           </w:p>
         </w:tc>
+        <w:tc>
+          <w:tcPr>
+            <w:tcW w:w="236" w:type="dxa"/>
+          </w:tcPr>
+          <w:p>
+            <w:pPr>
+              <w:rPr>
+                <w:sz w:val="16"/>
+                <w:szCs w:val="16"/>
+                <w:lang w:val="da-DK"/>
+              </w:rPr>
+            </w:pPr>
+          </w:p>
+        </w:tc>
+        <w:tc>
+          <w:tcPr>
+            <w:tcW w:w="3724" w:type="dxa"/>
+          </w:tcPr>
+          <w:p>
+            <w:pPr>
+              <w:rPr>
+                <w:sz w:val="16"/>
+                <w:szCs w:val="16"/>
+                <w:lang w:val="da-DK"/>
+              </w:rPr>
+            </w:pPr>
+          </w:p>
+        </w:tc>
+        <w:tc>
+          <w:tcPr>
+            <w:tcW w:w="236" w:type="dxa"/>
+          </w:tcPr>
+          <w:p>
+            <w:pPr>
+              <w:rPr>
+                <w:sz w:val="16"/>
+                <w:szCs w:val="16"/>
+                <w:lang w:val="da-DK"/>
+              </w:rPr>
+            </w:pPr>
+          </w:p>
+        </w:tc>
+        <w:tc>
+          <w:tcPr>
+            <w:tcW w:w="3441" w:type="dxa"/>
+          </w:tcPr>
+          <w:p>
+            <w:pPr>
+              <w:rPr>
+                <w:sz w:val="16"/>
+                <w:szCs w:val="16"/>
+                <w:lang w:val="da-DK"/>
+              </w:rPr>
+            </w:pPr>
+          </w:p>
+        </w:tc>
+      </w:tr>
+      <w:tr>
+        <w:sdt>
+          <w:sdtPr>
+            <w:rPr>
+              <w:b/>
+            </w:rPr>
+            <w:alias w:val="StatusLabel"/>
+            <w:tag w:val="#BC:InsertDataItem,Labels/StatusLabel"/>
+            <w:id w:val="-133575429"/>
+            <w:placeholder>
+              <w:docPart w:val="DefaultPlaceholder_-1854013440"/>
+            </w:placeholder>
+            <w:dataBinding w:prefixMappings="xmlns:ns0='urn:microsoft-dynamics-nav/reports/Qlty_Certificate_of_Analysis/20401/' " w:xpath="/ns0:NavWordReportXmlPart[1]/ns0:Labels[1]/ns0:StatusLabel[1]" w:storeItemID="{F00BF611-06BA-436C-902A-C0D5E8DF929B}"/>
+            <w:text/>
+          </w:sdtPr>
+          <w:sdtContent>
+            <w:tc>
+              <w:tcPr>
+                <w:tcW w:w="2819" w:type="dxa"/>
+              </w:tcPr>
+              <w:p>
+                <w:pPr>
+                  <w:tabs>
+                    <w:tab w:val="left" w:pos="2016"/>
+                  </w:tabs>
+                  <w:rPr>
+                    <w:lang w:val="da-DK"/>
+                  </w:rPr>
+                </w:pPr>
+                <w:r>
+                  <w:rPr>
+                    <w:b/>
+                  </w:rPr>
+                  <w:t>StatusLabel</w:t>
+                </w:r>
+              </w:p>
+            </w:tc>
+          </w:sdtContent>
+        </w:sdt>
         <w:tc>
           <w:tcPr>
             <w:tcW w:w="236" w:type="dxa"/>
@@ -393,7 +749,7 @@
                 <w:tag w:val="#BC:InsertDataItem,Labels/FinishedOnLabel"/>
                 <w:id w:val="500931782"/>
                 <w:placeholder>
-                  <w:docPart w:val="956387B830824AAFBBDA5B13096155E3"/>
+                  <w:docPart w:val="46143C4E3C274C4B85CEF67A636C58EE"/>
                 </w:placeholder>
                 <w:dataBinding w:prefixMappings="xmlns:ns0='urn:microsoft-dynamics-nav/reports/Qlty_Certificate_of_Analysis/20401/'" w:xpath="/ns0:NavWordReportXmlPart[1]/ns0:Labels[1]/ns0:FinishedOnLabel[1]" w:storeItemID="{F00BF611-06BA-436C-902A-C0D5E8DF929B}"/>
                 <w15:color w:val="808080"/>
@@ -456,7 +812,7 @@
                 <w:tag w:val="#BC:InsertDataItem,Labels/FinishedByLabel"/>
                 <w:id w:val="-927343786"/>
                 <w:placeholder>
-                  <w:docPart w:val="16673B5D3190471B982ACDE7EF77C1F7"/>
+                  <w:docPart w:val="5CECB3F569504ADD9C777BBE3B7A02AC"/>
                 </w:placeholder>
                 <w:dataBinding w:prefixMappings="xmlns:ns0='urn:microsoft-dynamics-nav/reports/Qlty_Certificate_of_Analysis/20401/'" w:xpath="/ns0:NavWordReportXmlPart[1]/ns0:Labels[1]/ns0:FinishedByLabel[1]" w:storeItemID="{F00BF611-06BA-436C-902A-C0D5E8DF929B}"/>
                 <w15:color w:val="808080"/>
@@ -487,14 +843,13 @@
       <w:tr>
         <w:sdt>
           <w:sdtPr>
-            <w:alias w:val="InspectionInformation"/>
-            <w:tag w:val="#BC:InsertDataItem,DataItems/CurrentInspection/InspectionInformation"/>
-            <w:id w:val="-289510379"/>
+            <w:alias w:val="QltyInspection_Status"/>
+            <w:tag w:val="#BC:InsertDataItem,DataItems/CurrentInspection/QltyInspection_Status"/>
+            <w:id w:val="-1321263232"/>
             <w:placeholder>
-              <w:docPart w:val="D7D6E4B6FD5543DA89CF0B73B6E30292"/>
+              <w:docPart w:val="E2A83207E6E0493B8088C2691F10B4FD"/>
             </w:placeholder>
-            <w:dataBinding w:prefixMappings="xmlns:ns0='urn:microsoft-dynamics-nav/reports/Qlty_Certificate_of_Analysis/20401/'" w:xpath="/ns0:NavWordReportXmlPart[1]/ns0:CurrentInspection[1]/ns0:InspectionInformation[1]" w:storeItemID="{F00BF611-06BA-436C-902A-C0D5E8DF929B}"/>
-            <w15:color w:val="808080"/>
+            <w:dataBinding w:prefixMappings="xmlns:ns0='urn:microsoft-dynamics-nav/reports/Qlty_Certificate_of_Analysis/20401/' " w:xpath="/ns0:NavWordReportXmlPart[1]/ns0:CurrentInspection[1]/ns0:QltyInspection_Status[1]" w:storeItemID="{F00BF611-06BA-436C-902A-C0D5E8DF929B}"/>
             <w:text/>
           </w:sdtPr>
           <w:sdtContent>
@@ -503,11 +858,9 @@
                 <w:tcW w:w="2819" w:type="dxa"/>
               </w:tcPr>
               <w:p>
-                <w:proofErr w:type="spellStart"/>
                 <w:r>
-                  <w:t>InspectionInformation</w:t>
+                  <w:t>QltyInspection_Status</w:t>
                 </w:r>
-                <w:proofErr w:type="spellEnd"/>
               </w:p>
             </w:tc>
           </w:sdtContent>
@@ -520,11 +873,11 @@
         </w:tc>
         <w:sdt>
           <w:sdtPr>
-            <w:alias w:val="#Nav: /CurrentInspection/QltyInspection_Finished_Date"/>
-            <w:tag w:val="#Nav: Qlty_Certificate_of_Analysis/20401"/>
+            <w:alias w:val="QltyInspection_Finished_Date"/>
+            <w:tag w:val="#BC:InsertDataItem,DataItems/CurrentInspection/QltyInspection_Finished_Date"/>
             <w:id w:val="-850415512"/>
             <w:placeholder>
-              <w:docPart w:val="2C3F2D2C612B4B84910A5B67FA64B631"/>
+              <w:docPart w:val="D5BA0598CC71407095844CCCC08BFF32"/>
             </w:placeholder>
             <w:dataBinding w:prefixMappings="xmlns:ns0='urn:microsoft-dynamics-nav/reports/Qlty_Certificate_of_Analysis/20401/' " w:xpath="/ns0:NavWordReportXmlPart[1]/ns0:CurrentInspection[1]/ns0:QltyInspection_Finished_Date[1]" w:storeItemID="{F00BF611-06BA-436C-902A-C0D5E8DF929B}"/>
             <w:text/>
@@ -535,11 +888,9 @@
                 <w:tcW w:w="3724" w:type="dxa"/>
               </w:tcPr>
               <w:p>
-                <w:proofErr w:type="spellStart"/>
                 <w:r>
                   <w:t>QltyInspection_Finished_Date</w:t>
                 </w:r>
-                <w:proofErr w:type="spellEnd"/>
               </w:p>
             </w:tc>
           </w:sdtContent>
@@ -560,7 +911,7 @@
               <w:tag w:val="#BC:InsertDataItem,DataItems/CurrentInspection/QltyInspection_Finished_By_User_ID"/>
               <w:id w:val="-140812418"/>
               <w:placeholder>
-                <w:docPart w:val="356FDA147C3941778F5CECA01441805A"/>
+                <w:docPart w:val="AFC2392F1BBE448DA23FA9038EFD15A9"/>
               </w:placeholder>
               <w:dataBinding w:prefixMappings="xmlns:ns0='urn:microsoft-dynamics-nav/reports/Qlty_Certificate_of_Analysis/20401/'" w:xpath="/ns0:NavWordReportXmlPart[1]/ns0:CurrentInspection[1]/ns0:QltyInspection_Finished_By_User_ID[1]" w:storeItemID="{F00BF611-06BA-436C-902A-C0D5E8DF929B}"/>
               <w15:color w:val="808080"/>
@@ -568,11 +919,9 @@
             </w:sdtPr>
             <w:sdtContent>
               <w:p>
-                <w:proofErr w:type="spellStart"/>
                 <w:r>
                   <w:t>QltyInspection_Finished_By_User_ID</w:t>
                 </w:r>
-                <w:proofErr w:type="spellEnd"/>
               </w:p>
             </w:sdtContent>
           </w:sdt>
@@ -633,11 +982,9 @@
                   <w:spacing w:before="0" w:after="0"/>
                   <w:ind w:left="0"/>
                 </w:pPr>
-                <w:proofErr w:type="spellStart"/>
                 <w:r>
                   <w:t>TestLabel</w:t>
                 </w:r>
-                <w:proofErr w:type="spellEnd"/>
               </w:p>
             </w:tc>
           </w:sdtContent>
@@ -665,11 +1012,9 @@
                 <w:text/>
               </w:sdtPr>
               <w:sdtContent>
-                <w:proofErr w:type="spellStart"/>
                 <w:r>
                   <w:t>TestValueLabel</w:t>
                 </w:r>
-                <w:proofErr w:type="spellEnd"/>
               </w:sdtContent>
             </w:sdt>
           </w:p>
@@ -697,11 +1042,9 @@
                 <w:text/>
               </w:sdtPr>
               <w:sdtContent>
-                <w:proofErr w:type="spellStart"/>
                 <w:r>
                   <w:t>ResultLabel</w:t>
                 </w:r>
-                <w:proofErr w:type="spellEnd"/>
               </w:sdtContent>
             </w:sdt>
           </w:p>
@@ -854,7 +1197,6 @@
                               <w:text/>
                             </w:sdtPr>
                             <w:sdtContent>
-                              <w:proofErr w:type="spellStart"/>
                               <w:r>
                                 <w:rPr>
                                   <w:b/>
@@ -880,7 +1222,6 @@
                               <w:r>
                                 <w:t>WordDescription</w:t>
                               </w:r>
-                              <w:proofErr w:type="spellEnd"/>
                             </w:sdtContent>
                           </w:sdt>
                         </w:p>
@@ -909,14 +1250,12 @@
                               <w:pPr>
                                 <w:framePr w:hSpace="180" w:wrap="around" w:hAnchor="text" w:vAnchor="text" w:y="230"/>
                               </w:pPr>
-                              <w:proofErr w:type="spellStart"/>
                               <w:r>
                                 <w:rPr>
                                   <w:bCs/>
                                 </w:rPr>
                                 <w:t>Test_Value</w:t>
                               </w:r>
-                              <w:proofErr w:type="spellEnd"/>
                             </w:p>
                           </w:sdtContent>
                         </w:sdt>
@@ -959,6 +1298,11 @@
                           <w:sdt>
                             <w:sdtPr>
                               <w:rPr>
+                                <w:b/>
+                                <w:bCs/>
+                                <w:i/>
+                                <w:iCs/>
+                                <w:color w:val="C00000"/>
                                 <w:lang w:val="da-DK"/>
                               </w:rPr>
                               <w:alias w:val="WordUnfavorableResultDescription"/>
@@ -967,11 +1311,16 @@
                               <w:placeholder>
                                 <w:docPart w:val="DefaultPlaceholder_-1854013440"/>
                               </w:placeholder>
-                              <w15:dataBinding w:prefixMappings="xmlns:ns0='urn:microsoft-dynamics-nav/reports/Qlty_Certificate_of_Analysis/20401/' " w:xpath="/ns0:NavWordReportXmlPart[1]/ns0:CurrentInspection[1]/ns0:CurrentInspectionLine[1]/ns0:WordUnfavorableResultDescription[1]" w:storeItemID="{F00BF611-06BA-436C-902A-C0D5E8DF929B}" w16sdtdh:storeItemChecksum="o2KQhw=="/>
+                              <w15:dataBinding w:prefixMappings="xmlns:ns0='urn:microsoft-dynamics-nav/reports/Qlty_Certificate_of_Analysis/20401/' " w:xpath="/ns0:NavWordReportXmlPart[1]/ns0:CurrentInspection[1]/ns0:CurrentInspectionLine[1]/ns0:WordUnfavorableResultDescription[1]" w:storeItemID="{F00BF611-06BA-436C-902A-C0D5E8DF929B}" w16sdtdh:storeItemChecksum="ezCkJw=="/>
                             </w:sdtPr>
                             <w:sdtContent>
                               <w:r>
                                 <w:rPr>
+                                  <w:b/>
+                                  <w:bCs/>
+                                  <w:i/>
+                                  <w:iCs/>
+                                  <w:color w:val="C00000"/>
                                   <w:lang w:val="da-DK"/>
                                 </w:rPr>
                                 <w:t>WordUnfavorableResultDescription</w:t>
@@ -1123,7 +1472,6 @@
                 <w:text/>
               </w:sdtPr>
               <w:sdtContent>
-                <w:proofErr w:type="spellStart"/>
                 <w:r>
                   <w:rPr>
                     <w:b w:val="0"/>
@@ -1131,7 +1479,6 @@
                   </w:rPr>
                   <w:t>QltyInspection_Finished_By_UserName</w:t>
                 </w:r>
-                <w:proofErr w:type="spellEnd"/>
               </w:sdtContent>
             </w:sdt>
             <w:r>
@@ -1185,7 +1532,6 @@
                     <w:szCs w:val="16"/>
                   </w:rPr>
                 </w:pPr>
-                <w:proofErr w:type="spellStart"/>
                 <w:r>
                   <w:rPr>
                     <w:b w:val="0"/>
@@ -1193,7 +1539,6 @@
                   </w:rPr>
                   <w:t>QltyInspection_Director_Name</w:t>
                 </w:r>
-                <w:proofErr w:type="spellEnd"/>
               </w:p>
             </w:tc>
           </w:sdtContent>
@@ -1236,7 +1581,6 @@
                     <w:szCs w:val="18"/>
                   </w:rPr>
                 </w:pPr>
-                <w:proofErr w:type="spellStart"/>
                 <w:r>
                   <w:rPr>
                     <w:rFonts w:asciiTheme="majorHAnsi" w:hAnsiTheme="majorHAnsi"/>
@@ -1246,7 +1590,6 @@
                   </w:rPr>
                   <w:t>FinishedByNameLabel</w:t>
                 </w:r>
-                <w:proofErr w:type="spellEnd"/>
               </w:p>
             </w:tc>
           </w:sdtContent>
@@ -1297,7 +1640,6 @@
                     <w:szCs w:val="18"/>
                   </w:rPr>
                 </w:pPr>
-                <w:proofErr w:type="spellStart"/>
                 <w:r>
                   <w:rPr>
                     <w:rFonts w:asciiTheme="majorHAnsi" w:hAnsiTheme="majorHAnsi"/>
@@ -1307,7 +1649,6 @@
                   </w:rPr>
                   <w:t>ApproverNameLabel</w:t>
                 </w:r>
-                <w:proofErr w:type="spellEnd"/>
               </w:p>
             </w:tc>
           </w:sdtContent>
@@ -1396,7 +1737,6 @@
                     <w:szCs w:val="18"/>
                   </w:rPr>
                 </w:pPr>
-                <w:proofErr w:type="spellStart"/>
                 <w:r>
                   <w:rPr>
                     <w:rFonts w:asciiTheme="majorHAnsi" w:hAnsiTheme="majorHAnsi"/>
@@ -1406,7 +1746,6 @@
                   </w:rPr>
                   <w:t>FinishedBySignatureLabel</w:t>
                 </w:r>
-                <w:proofErr w:type="spellEnd"/>
               </w:p>
             </w:tc>
           </w:sdtContent>
@@ -1457,7 +1796,6 @@
                     <w:szCs w:val="18"/>
                   </w:rPr>
                 </w:pPr>
-                <w:proofErr w:type="spellStart"/>
                 <w:r>
                   <w:rPr>
                     <w:rFonts w:asciiTheme="majorHAnsi" w:hAnsiTheme="majorHAnsi"/>
@@ -1467,7 +1805,6 @@
                   </w:rPr>
                   <w:t>ApproverSignatureLabel</w:t>
                 </w:r>
-                <w:proofErr w:type="spellEnd"/>
               </w:p>
             </w:tc>
           </w:sdtContent>
@@ -1514,7 +1851,6 @@
                     <w:szCs w:val="18"/>
                   </w:rPr>
                 </w:pPr>
-                <w:proofErr w:type="spellStart"/>
                 <w:r>
                   <w:rPr>
                     <w:rFonts w:asciiTheme="majorHAnsi" w:hAnsiTheme="majorHAnsi"/>
@@ -1522,7 +1858,6 @@
                   </w:rPr>
                   <w:t>QltyInspection_Finished_Date</w:t>
                 </w:r>
-                <w:proofErr w:type="spellEnd"/>
               </w:p>
             </w:sdtContent>
           </w:sdt>
@@ -1580,7 +1915,6 @@
                     <w:szCs w:val="18"/>
                   </w:rPr>
                 </w:pPr>
-                <w:proofErr w:type="spellStart"/>
                 <w:r>
                   <w:rPr>
                     <w:rFonts w:asciiTheme="majorHAnsi" w:hAnsiTheme="majorHAnsi"/>
@@ -1588,7 +1922,6 @@
                   </w:rPr>
                   <w:t>QltyInspection_Finished_Date</w:t>
                 </w:r>
-                <w:proofErr w:type="spellEnd"/>
               </w:p>
             </w:sdtContent>
           </w:sdt>
@@ -1633,7 +1966,6 @@
                     <w:szCs w:val="18"/>
                   </w:rPr>
                 </w:pPr>
-                <w:proofErr w:type="spellStart"/>
                 <w:r>
                   <w:rPr>
                     <w:rFonts w:asciiTheme="majorHAnsi" w:hAnsiTheme="majorHAnsi"/>
@@ -1643,7 +1975,6 @@
                   </w:rPr>
                   <w:t>DateLabel</w:t>
                 </w:r>
-                <w:proofErr w:type="spellEnd"/>
               </w:p>
             </w:sdtContent>
           </w:sdt>
@@ -1696,7 +2027,6 @@
                     <w:szCs w:val="18"/>
                   </w:rPr>
                 </w:pPr>
-                <w:proofErr w:type="spellStart"/>
                 <w:r>
                   <w:rPr>
                     <w:rFonts w:asciiTheme="majorHAnsi" w:hAnsiTheme="majorHAnsi"/>
@@ -1706,7 +2036,6 @@
                   </w:rPr>
                   <w:t>DateLabel</w:t>
                 </w:r>
-                <w:proofErr w:type="spellEnd"/>
               </w:p>
             </w:sdtContent>
           </w:sdt>
@@ -1727,10 +2056,12 @@
       </w:pPr>
     </w:p>
     <w:sectPr>
-      <w:headerReference w:type="default" r:id="rId9"/>
-      <w:footerReference w:type="default" r:id="rId10"/>
-      <w:headerReference w:type="first" r:id="rId11"/>
-      <w:footerReference w:type="first" r:id="rId12"/>
+      <w:headerReference w:type="even" r:id="rId9"/>
+      <w:headerReference w:type="default" r:id="rId10"/>
+      <w:footerReference w:type="even" r:id="rId11"/>
+      <w:footerReference w:type="default" r:id="rId12"/>
+      <w:headerReference w:type="first" r:id="rId13"/>
+      <w:footerReference w:type="first" r:id="rId14"/>
       <w:pgSz w:w="11906" w:h="16838" w:code="9"/>
       <w:pgMar w:top="1890" w:right="720" w:bottom="1440" w:left="720" w:header="180" w:footer="0" w:gutter="0"/>
       <w:cols w:space="708"/>
@@ -1768,6 +2099,16 @@
 
 <file path=word/footer1.xml><?xml version="1.0" encoding="utf-8"?>
 <w:ftr xmlns:wpc="http://schemas.microsoft.com/office/word/2010/wordprocessingCanvas" xmlns:cx="http://schemas.microsoft.com/office/drawing/2014/chartex" xmlns:cx1="http://schemas.microsoft.com/office/drawing/2015/9/8/chartex" xmlns:cx2="http://schemas.microsoft.com/office/drawing/2015/10/21/chartex" xmlns:cx3="http://schemas.microsoft.com/office/drawing/2016/5/9/chartex" xmlns:cx4="http://schemas.microsoft.com/office/drawing/2016/5/10/chartex" xmlns:cx5="http://schemas.microsoft.com/office/drawing/2016/5/11/chartex" xmlns:cx6="http://schemas.microsoft.com/office/drawing/2016/5/12/chartex" xmlns:cx7="http://schemas.microsoft.com/office/drawing/2016/5/13/chartex" xmlns:cx8="http://schemas.microsoft.com/office/drawing/2016/5/14/chartex" xmlns:mc="http://schemas.openxmlformats.org/markup-compatibility/2006" xmlns:aink="http://schemas.microsoft.com/office/drawing/2016/ink" xmlns:am3d="http://schemas.microsoft.com/office/drawing/2017/model3d" xmlns:o="urn:schemas-microsoft-com:office:office" xmlns:oel="http://schemas.microsoft.com/office/2019/extlst" xmlns:r="http://schemas.openxmlformats.org/officeDocument/2006/relationships" xmlns:m="http://schemas.openxmlformats.org/officeDocument/2006/math" xmlns:v="urn:schemas-microsoft-com:vml" xmlns:wp14="http://schemas.microsoft.com/office/word/2010/wordprocessingDrawing" xmlns:wp="http://schemas.openxmlformats.org/drawingml/2006/wordprocessingDrawing" xmlns:w10="urn:schemas-microsoft-com:office:word" xmlns:w="http://schemas.openxmlformats.org/wordprocessingml/2006/main" xmlns:w14="http://schemas.microsoft.com/office/word/2010/wordml" xmlns:w15="http://schemas.microsoft.com/office/word/2012/wordml" xmlns:w16cex="http://schemas.microsoft.com/office/word/2018/wordml/cex" xmlns:w16cid="http://schemas.microsoft.com/office/word/2016/wordml/cid" xmlns:w16="http://schemas.microsoft.com/office/word/2018/wordml" xmlns:w16du="http://schemas.microsoft.com/office/word/2023/wordml/word16du" xmlns:w16sdtdh="http://schemas.microsoft.com/office/word/2020/wordml/sdtdatahash" xmlns:w16sdtfl="http://schemas.microsoft.com/office/word/2024/wordml/sdtformatlock" xmlns:w16se="http://schemas.microsoft.com/office/word/2015/wordml/symex" xmlns:wpg="http://schemas.microsoft.com/office/word/2010/wordprocessingGroup" xmlns:wpi="http://schemas.microsoft.com/office/word/2010/wordprocessingInk" xmlns:wne="http://schemas.microsoft.com/office/word/2006/wordml" xmlns:wps="http://schemas.microsoft.com/office/word/2010/wordprocessingShape" mc:Ignorable="w14 w15 w16se w16cid w16 w16cex w16sdtdh w16sdtfl w16du wp14">
+  <w:p>
+    <w:pPr>
+      <w:pStyle w:val="Footer"/>
+    </w:pPr>
+  </w:p>
+</w:ftr>
+</file>
+
+<file path=word/footer2.xml><?xml version="1.0" encoding="utf-8"?>
+<w:ftr xmlns:wpc="http://schemas.microsoft.com/office/word/2010/wordprocessingCanvas" xmlns:cx="http://schemas.microsoft.com/office/drawing/2014/chartex" xmlns:cx1="http://schemas.microsoft.com/office/drawing/2015/9/8/chartex" xmlns:cx2="http://schemas.microsoft.com/office/drawing/2015/10/21/chartex" xmlns:cx3="http://schemas.microsoft.com/office/drawing/2016/5/9/chartex" xmlns:cx4="http://schemas.microsoft.com/office/drawing/2016/5/10/chartex" xmlns:cx5="http://schemas.microsoft.com/office/drawing/2016/5/11/chartex" xmlns:cx6="http://schemas.microsoft.com/office/drawing/2016/5/12/chartex" xmlns:cx7="http://schemas.microsoft.com/office/drawing/2016/5/13/chartex" xmlns:cx8="http://schemas.microsoft.com/office/drawing/2016/5/14/chartex" xmlns:mc="http://schemas.openxmlformats.org/markup-compatibility/2006" xmlns:aink="http://schemas.microsoft.com/office/drawing/2016/ink" xmlns:am3d="http://schemas.microsoft.com/office/drawing/2017/model3d" xmlns:o="urn:schemas-microsoft-com:office:office" xmlns:oel="http://schemas.microsoft.com/office/2019/extlst" xmlns:r="http://schemas.openxmlformats.org/officeDocument/2006/relationships" xmlns:m="http://schemas.openxmlformats.org/officeDocument/2006/math" xmlns:v="urn:schemas-microsoft-com:vml" xmlns:wp14="http://schemas.microsoft.com/office/word/2010/wordprocessingDrawing" xmlns:wp="http://schemas.openxmlformats.org/drawingml/2006/wordprocessingDrawing" xmlns:w10="urn:schemas-microsoft-com:office:word" xmlns:w="http://schemas.openxmlformats.org/wordprocessingml/2006/main" xmlns:w14="http://schemas.microsoft.com/office/word/2010/wordml" xmlns:w15="http://schemas.microsoft.com/office/word/2012/wordml" xmlns:w16cex="http://schemas.microsoft.com/office/word/2018/wordml/cex" xmlns:w16cid="http://schemas.microsoft.com/office/word/2016/wordml/cid" xmlns:w16="http://schemas.microsoft.com/office/word/2018/wordml" xmlns:w16du="http://schemas.microsoft.com/office/word/2023/wordml/word16du" xmlns:w16sdtdh="http://schemas.microsoft.com/office/word/2020/wordml/sdtdatahash" xmlns:w16sdtfl="http://schemas.microsoft.com/office/word/2024/wordml/sdtformatlock" xmlns:w16se="http://schemas.microsoft.com/office/word/2015/wordml/symex" xmlns:wpg="http://schemas.microsoft.com/office/word/2010/wordprocessingGroup" xmlns:wpi="http://schemas.microsoft.com/office/word/2010/wordprocessingInk" xmlns:wne="http://schemas.microsoft.com/office/word/2006/wordml" xmlns:wps="http://schemas.microsoft.com/office/word/2010/wordprocessingShape" mc:Ignorable="w14 w15 w16se w16cid w16 w16cex w16sdtdh w16sdtfl w16du wp14">
   <w:sdt>
     <w:sdtPr>
       <w:id w:val="1775671828"/>
@@ -1803,14 +2144,12 @@
             <w:text/>
           </w:sdtPr>
           <w:sdtContent>
-            <w:proofErr w:type="spellStart"/>
             <w:r>
               <w:rPr>
                 <w:rStyle w:val="SidetalpaginaChar"/>
               </w:rPr>
               <w:t>PageLabel</w:t>
             </w:r>
-            <w:proofErr w:type="spellEnd"/>
           </w:sdtContent>
         </w:sdt>
         <w:r>
@@ -1918,7 +2257,7 @@
 </w:ftr>
 </file>
 
-<file path=word/footer2.xml><?xml version="1.0" encoding="utf-8"?>
+<file path=word/footer3.xml><?xml version="1.0" encoding="utf-8"?>
 <w:ftr xmlns:wpc="http://schemas.microsoft.com/office/word/2010/wordprocessingCanvas" xmlns:cx="http://schemas.microsoft.com/office/drawing/2014/chartex" xmlns:cx1="http://schemas.microsoft.com/office/drawing/2015/9/8/chartex" xmlns:cx2="http://schemas.microsoft.com/office/drawing/2015/10/21/chartex" xmlns:cx3="http://schemas.microsoft.com/office/drawing/2016/5/9/chartex" xmlns:cx4="http://schemas.microsoft.com/office/drawing/2016/5/10/chartex" xmlns:cx5="http://schemas.microsoft.com/office/drawing/2016/5/11/chartex" xmlns:cx6="http://schemas.microsoft.com/office/drawing/2016/5/12/chartex" xmlns:cx7="http://schemas.microsoft.com/office/drawing/2016/5/13/chartex" xmlns:cx8="http://schemas.microsoft.com/office/drawing/2016/5/14/chartex" xmlns:mc="http://schemas.openxmlformats.org/markup-compatibility/2006" xmlns:aink="http://schemas.microsoft.com/office/drawing/2016/ink" xmlns:am3d="http://schemas.microsoft.com/office/drawing/2017/model3d" xmlns:o="urn:schemas-microsoft-com:office:office" xmlns:oel="http://schemas.microsoft.com/office/2019/extlst" xmlns:r="http://schemas.openxmlformats.org/officeDocument/2006/relationships" xmlns:m="http://schemas.openxmlformats.org/officeDocument/2006/math" xmlns:v="urn:schemas-microsoft-com:vml" xmlns:wp14="http://schemas.microsoft.com/office/word/2010/wordprocessingDrawing" xmlns:wp="http://schemas.openxmlformats.org/drawingml/2006/wordprocessingDrawing" xmlns:w10="urn:schemas-microsoft-com:office:word" xmlns:w="http://schemas.openxmlformats.org/wordprocessingml/2006/main" xmlns:w14="http://schemas.microsoft.com/office/word/2010/wordml" xmlns:w15="http://schemas.microsoft.com/office/word/2012/wordml" xmlns:w16cex="http://schemas.microsoft.com/office/word/2018/wordml/cex" xmlns:w16cid="http://schemas.microsoft.com/office/word/2016/wordml/cid" xmlns:w16="http://schemas.microsoft.com/office/word/2018/wordml" xmlns:w16du="http://schemas.microsoft.com/office/word/2023/wordml/word16du" xmlns:w16sdtdh="http://schemas.microsoft.com/office/word/2020/wordml/sdtdatahash" xmlns:w16sdtfl="http://schemas.microsoft.com/office/word/2024/wordml/sdtformatlock" xmlns:w16se="http://schemas.microsoft.com/office/word/2015/wordml/symex" xmlns:wpg="http://schemas.microsoft.com/office/word/2010/wordprocessingGroup" xmlns:wpi="http://schemas.microsoft.com/office/word/2010/wordprocessingInk" xmlns:wne="http://schemas.microsoft.com/office/word/2006/wordml" xmlns:wps="http://schemas.microsoft.com/office/word/2010/wordprocessingShape" mc:Ignorable="w14 w15 w16se w16cid w16 w16cex w16sdtdh w16sdtfl w16du wp14">
   <w:tbl>
     <w:tblPr>
@@ -1956,11 +2295,9 @@
               <w:vAlign w:val="center"/>
             </w:tcPr>
             <w:p>
-              <w:proofErr w:type="spellStart"/>
               <w:r>
                 <w:t>HomePageLabel</w:t>
               </w:r>
-              <w:proofErr w:type="spellEnd"/>
             </w:p>
           </w:tc>
         </w:sdtContent>
@@ -2069,11 +2406,9 @@
               <w:text/>
             </w:sdtPr>
             <w:sdtContent>
-              <w:proofErr w:type="spellStart"/>
               <w:r>
                 <w:t>HomePageValue</w:t>
               </w:r>
-              <w:proofErr w:type="spellEnd"/>
             </w:sdtContent>
           </w:sdt>
         </w:p>
@@ -2191,14 +2526,12 @@
                   <w:text/>
                 </w:sdtPr>
                 <w:sdtContent>
-                  <w:proofErr w:type="spellStart"/>
                   <w:r>
                     <w:rPr>
                       <w:rStyle w:val="SidetalpaginaChar"/>
                     </w:rPr>
                     <w:t>PageLabel</w:t>
                   </w:r>
-                  <w:proofErr w:type="spellEnd"/>
                 </w:sdtContent>
               </w:sdt>
               <w:r>
@@ -2331,6 +2664,16 @@
 <w:hdr xmlns:wpc="http://schemas.microsoft.com/office/word/2010/wordprocessingCanvas" xmlns:cx="http://schemas.microsoft.com/office/drawing/2014/chartex" xmlns:cx1="http://schemas.microsoft.com/office/drawing/2015/9/8/chartex" xmlns:cx2="http://schemas.microsoft.com/office/drawing/2015/10/21/chartex" xmlns:cx3="http://schemas.microsoft.com/office/drawing/2016/5/9/chartex" xmlns:cx4="http://schemas.microsoft.com/office/drawing/2016/5/10/chartex" xmlns:cx5="http://schemas.microsoft.com/office/drawing/2016/5/11/chartex" xmlns:cx6="http://schemas.microsoft.com/office/drawing/2016/5/12/chartex" xmlns:cx7="http://schemas.microsoft.com/office/drawing/2016/5/13/chartex" xmlns:cx8="http://schemas.microsoft.com/office/drawing/2016/5/14/chartex" xmlns:mc="http://schemas.openxmlformats.org/markup-compatibility/2006" xmlns:aink="http://schemas.microsoft.com/office/drawing/2016/ink" xmlns:am3d="http://schemas.microsoft.com/office/drawing/2017/model3d" xmlns:o="urn:schemas-microsoft-com:office:office" xmlns:oel="http://schemas.microsoft.com/office/2019/extlst" xmlns:r="http://schemas.openxmlformats.org/officeDocument/2006/relationships" xmlns:m="http://schemas.openxmlformats.org/officeDocument/2006/math" xmlns:v="urn:schemas-microsoft-com:vml" xmlns:wp14="http://schemas.microsoft.com/office/word/2010/wordprocessingDrawing" xmlns:wp="http://schemas.openxmlformats.org/drawingml/2006/wordprocessingDrawing" xmlns:w10="urn:schemas-microsoft-com:office:word" xmlns:w="http://schemas.openxmlformats.org/wordprocessingml/2006/main" xmlns:w14="http://schemas.microsoft.com/office/word/2010/wordml" xmlns:w15="http://schemas.microsoft.com/office/word/2012/wordml" xmlns:w16cex="http://schemas.microsoft.com/office/word/2018/wordml/cex" xmlns:w16cid="http://schemas.microsoft.com/office/word/2016/wordml/cid" xmlns:w16="http://schemas.microsoft.com/office/word/2018/wordml" xmlns:w16du="http://schemas.microsoft.com/office/word/2023/wordml/word16du" xmlns:w16sdtdh="http://schemas.microsoft.com/office/word/2020/wordml/sdtdatahash" xmlns:w16sdtfl="http://schemas.microsoft.com/office/word/2024/wordml/sdtformatlock" xmlns:w16se="http://schemas.microsoft.com/office/word/2015/wordml/symex" xmlns:wpg="http://schemas.microsoft.com/office/word/2010/wordprocessingGroup" xmlns:wpi="http://schemas.microsoft.com/office/word/2010/wordprocessingInk" xmlns:wne="http://schemas.microsoft.com/office/word/2006/wordml" xmlns:wps="http://schemas.microsoft.com/office/word/2010/wordprocessingShape" mc:Ignorable="w14 w15 w16se w16cid w16 w16cex w16sdtdh w16sdtfl w16du wp14">
   <w:p>
     <w:pPr>
+      <w:pStyle w:val="Header"/>
+    </w:pPr>
+  </w:p>
+</w:hdr>
+</file>
+
+<file path=word/header2.xml><?xml version="1.0" encoding="utf-8"?>
+<w:hdr xmlns:wpc="http://schemas.microsoft.com/office/word/2010/wordprocessingCanvas" xmlns:cx="http://schemas.microsoft.com/office/drawing/2014/chartex" xmlns:cx1="http://schemas.microsoft.com/office/drawing/2015/9/8/chartex" xmlns:cx2="http://schemas.microsoft.com/office/drawing/2015/10/21/chartex" xmlns:cx3="http://schemas.microsoft.com/office/drawing/2016/5/9/chartex" xmlns:cx4="http://schemas.microsoft.com/office/drawing/2016/5/10/chartex" xmlns:cx5="http://schemas.microsoft.com/office/drawing/2016/5/11/chartex" xmlns:cx6="http://schemas.microsoft.com/office/drawing/2016/5/12/chartex" xmlns:cx7="http://schemas.microsoft.com/office/drawing/2016/5/13/chartex" xmlns:cx8="http://schemas.microsoft.com/office/drawing/2016/5/14/chartex" xmlns:mc="http://schemas.openxmlformats.org/markup-compatibility/2006" xmlns:aink="http://schemas.microsoft.com/office/drawing/2016/ink" xmlns:am3d="http://schemas.microsoft.com/office/drawing/2017/model3d" xmlns:o="urn:schemas-microsoft-com:office:office" xmlns:oel="http://schemas.microsoft.com/office/2019/extlst" xmlns:r="http://schemas.openxmlformats.org/officeDocument/2006/relationships" xmlns:m="http://schemas.openxmlformats.org/officeDocument/2006/math" xmlns:v="urn:schemas-microsoft-com:vml" xmlns:wp14="http://schemas.microsoft.com/office/word/2010/wordprocessingDrawing" xmlns:wp="http://schemas.openxmlformats.org/drawingml/2006/wordprocessingDrawing" xmlns:w10="urn:schemas-microsoft-com:office:word" xmlns:w="http://schemas.openxmlformats.org/wordprocessingml/2006/main" xmlns:w14="http://schemas.microsoft.com/office/word/2010/wordml" xmlns:w15="http://schemas.microsoft.com/office/word/2012/wordml" xmlns:w16cex="http://schemas.microsoft.com/office/word/2018/wordml/cex" xmlns:w16cid="http://schemas.microsoft.com/office/word/2016/wordml/cid" xmlns:w16="http://schemas.microsoft.com/office/word/2018/wordml" xmlns:w16du="http://schemas.microsoft.com/office/word/2023/wordml/word16du" xmlns:w16sdtdh="http://schemas.microsoft.com/office/word/2020/wordml/sdtdatahash" xmlns:w16sdtfl="http://schemas.microsoft.com/office/word/2024/wordml/sdtformatlock" xmlns:w16se="http://schemas.microsoft.com/office/word/2015/wordml/symex" xmlns:wpg="http://schemas.microsoft.com/office/word/2010/wordprocessingGroup" xmlns:wpi="http://schemas.microsoft.com/office/word/2010/wordprocessingInk" xmlns:wne="http://schemas.microsoft.com/office/word/2006/wordml" xmlns:wps="http://schemas.microsoft.com/office/word/2010/wordprocessingShape" mc:Ignorable="w14 w15 w16se w16cid w16 w16cex w16sdtdh w16sdtfl w16du wp14">
+  <w:p>
+    <w:pPr>
       <w:rPr>
         <w:rStyle w:val="Strong"/>
       </w:rPr>
@@ -2379,7 +2722,6 @@
                   <w:b/>
                 </w:rPr>
               </w:pPr>
-              <w:proofErr w:type="spellStart"/>
               <w:r>
                 <w:rPr>
                   <w:rStyle w:val="Strong"/>
@@ -2387,7 +2729,6 @@
                 </w:rPr>
                 <w:t>ReportTitleLabel</w:t>
               </w:r>
-              <w:proofErr w:type="spellEnd"/>
             </w:p>
           </w:tc>
         </w:sdtContent>
@@ -2457,11 +2798,9 @@
           </w:sdtPr>
           <w:sdtContent>
             <w:p>
-              <w:proofErr w:type="spellStart"/>
               <w:r>
                 <w:t>QltyInspection_No</w:t>
               </w:r>
-              <w:proofErr w:type="spellEnd"/>
             </w:p>
           </w:sdtContent>
         </w:sdt>
@@ -2483,7 +2822,7 @@
           <w:placeholder>
             <w:docPart w:val="DefaultPlaceholder_-1854013440"/>
           </w:placeholder>
-          <w15:dataBinding w:prefixMappings="xmlns:ns0='urn:microsoft-dynamics-nav/reports/Qlty_Certificate_of_Analysis/20401/' " w:xpath="/ns0:NavWordReportXmlPart[1]/ns0:CurrentInspection[1]/ns0:ReinspectionSequenceInformation[1]" w:storeItemID="{F00BF611-06BA-436C-902A-C0D5E8DF929B}" w16sdtdh:storeItemChecksum="o2KQhw=="/>
+          <w15:dataBinding w:prefixMappings="xmlns:ns0='urn:microsoft-dynamics-nav/reports/Qlty_Certificate_of_Analysis/20401/' " w:xpath="/ns0:NavWordReportXmlPart[1]/ns0:CurrentInspection[1]/ns0:ReinspectionSequenceInformation[1]" w:storeItemID="{F00BF611-06BA-436C-902A-C0D5E8DF929B}" w16sdtdh:storeItemChecksum="ezCkJw=="/>
         </w:sdtPr>
         <w:sdtContent>
           <w:tc>
@@ -2491,11 +2830,9 @@
               <w:tcW w:w="3595" w:type="dxa"/>
             </w:tcPr>
             <w:p>
-              <w:proofErr w:type="spellStart"/>
               <w:r>
                 <w:t>ReinspectionSequenceInformation</w:t>
               </w:r>
-              <w:proofErr w:type="spellEnd"/>
             </w:p>
           </w:tc>
         </w:sdtContent>
@@ -2513,7 +2850,7 @@
 </w:hdr>
 </file>
 
-<file path=word/header2.xml><?xml version="1.0" encoding="utf-8"?>
+<file path=word/header3.xml><?xml version="1.0" encoding="utf-8"?>
 <w:hdr xmlns:a="http://schemas.openxmlformats.org/drawingml/2006/main" xmlns:pic="http://schemas.openxmlformats.org/drawingml/2006/picture" xmlns:a14="http://schemas.microsoft.com/office/drawing/2010/main" xmlns:wpc="http://schemas.microsoft.com/office/word/2010/wordprocessingCanvas" xmlns:cx="http://schemas.microsoft.com/office/drawing/2014/chartex" xmlns:cx1="http://schemas.microsoft.com/office/drawing/2015/9/8/chartex" xmlns:cx2="http://schemas.microsoft.com/office/drawing/2015/10/21/chartex" xmlns:cx3="http://schemas.microsoft.com/office/drawing/2016/5/9/chartex" xmlns:cx4="http://schemas.microsoft.com/office/drawing/2016/5/10/chartex" xmlns:cx5="http://schemas.microsoft.com/office/drawing/2016/5/11/chartex" xmlns:cx6="http://schemas.microsoft.com/office/drawing/2016/5/12/chartex" xmlns:cx7="http://schemas.microsoft.com/office/drawing/2016/5/13/chartex" xmlns:cx8="http://schemas.microsoft.com/office/drawing/2016/5/14/chartex" xmlns:mc="http://schemas.openxmlformats.org/markup-compatibility/2006" xmlns:aink="http://schemas.microsoft.com/office/drawing/2016/ink" xmlns:am3d="http://schemas.microsoft.com/office/drawing/2017/model3d" xmlns:o="urn:schemas-microsoft-com:office:office" xmlns:oel="http://schemas.microsoft.com/office/2019/extlst" xmlns:r="http://schemas.openxmlformats.org/officeDocument/2006/relationships" xmlns:m="http://schemas.openxmlformats.org/officeDocument/2006/math" xmlns:v="urn:schemas-microsoft-com:vml" xmlns:wp14="http://schemas.microsoft.com/office/word/2010/wordprocessingDrawing" xmlns:wp="http://schemas.openxmlformats.org/drawingml/2006/wordprocessingDrawing" xmlns:w10="urn:schemas-microsoft-com:office:word" xmlns:w="http://schemas.openxmlformats.org/wordprocessingml/2006/main" xmlns:w14="http://schemas.microsoft.com/office/word/2010/wordml" xmlns:w15="http://schemas.microsoft.com/office/word/2012/wordml" xmlns:w16cex="http://schemas.microsoft.com/office/word/2018/wordml/cex" xmlns:w16cid="http://schemas.microsoft.com/office/word/2016/wordml/cid" xmlns:w16="http://schemas.microsoft.com/office/word/2018/wordml" xmlns:w16du="http://schemas.microsoft.com/office/word/2023/wordml/word16du" xmlns:w16sdtdh="http://schemas.microsoft.com/office/word/2020/wordml/sdtdatahash" xmlns:w16sdtfl="http://schemas.microsoft.com/office/word/2024/wordml/sdtformatlock" xmlns:w16se="http://schemas.microsoft.com/office/word/2015/wordml/symex" xmlns:wpg="http://schemas.microsoft.com/office/word/2010/wordprocessingGroup" xmlns:wpi="http://schemas.microsoft.com/office/word/2010/wordprocessingInk" xmlns:wne="http://schemas.microsoft.com/office/word/2006/wordml" xmlns:wps="http://schemas.microsoft.com/office/word/2010/wordprocessingShape" mc:Ignorable="w14 w15 w16se w16cid w16 w16cex w16sdtdh w16sdtfl w16du wp14">
   <w:tbl>
     <w:tblPr>
@@ -2555,7 +2892,6 @@
               <w:text/>
             </w:sdtPr>
             <w:sdtContent>
-              <w:proofErr w:type="spellStart"/>
               <w:r>
                 <w:rPr>
                   <w:b/>
@@ -2563,7 +2899,6 @@
                 </w:rPr>
                 <w:t>ReportTitleLabel</w:t>
               </w:r>
-              <w:proofErr w:type="spellEnd"/>
             </w:sdtContent>
           </w:sdt>
         </w:p>
@@ -2689,7 +3024,7 @@
           <w:placeholder>
             <w:docPart w:val="DefaultPlaceholder_-1854013440"/>
           </w:placeholder>
-          <w15:dataBinding w:prefixMappings="xmlns:ns0='urn:microsoft-dynamics-nav/reports/Qlty_Certificate_of_Analysis/20401/' " w:xpath="/ns0:NavWordReportXmlPart[1]/ns0:CurrentInspection[1]/ns0:COAContact_All[1]" w:storeItemID="{F00BF611-06BA-436C-902A-C0D5E8DF929B}" w16sdtdh:storeItemChecksum="o2KQhw=="/>
+          <w15:dataBinding w:prefixMappings="xmlns:ns0='urn:microsoft-dynamics-nav/reports/Qlty_Certificate_of_Analysis/20401/' " w:xpath="/ns0:NavWordReportXmlPart[1]/ns0:CurrentInspection[1]/ns0:COAContact_All[1]" w:storeItemID="{F00BF611-06BA-436C-902A-C0D5E8DF929B}" w16sdtdh:storeItemChecksum="ezCkJw=="/>
         </w:sdtPr>
         <w:sdtContent>
           <w:tc>
@@ -2714,11 +3049,9 @@
                   <w14:ligatures w14:val="none"/>
                 </w:rPr>
               </w:pPr>
-              <w:proofErr w:type="spellStart"/>
               <w:r>
                 <w:t>COAContact_All</w:t>
               </w:r>
-              <w:proofErr w:type="spellEnd"/>
             </w:p>
           </w:tc>
         </w:sdtContent>
@@ -2767,11 +3100,9 @@
               </w:rPr>
             </w:sdtEndPr>
             <w:sdtContent>
-              <w:proofErr w:type="spellStart"/>
               <w:r>
                 <w:t>CompanyInformation_All</w:t>
               </w:r>
-              <w:proofErr w:type="spellEnd"/>
             </w:sdtContent>
           </w:sdt>
         </w:p>
@@ -5146,64 +5477,6 @@
     </w:docPart>
     <w:docPart>
       <w:docPartPr>
-        <w:name w:val="FF71EE4101DE474BB9E0488A463E2526"/>
-        <w:category>
-          <w:name w:val="General"/>
-          <w:gallery w:val="placeholder"/>
-        </w:category>
-        <w:types>
-          <w:type w:val="bbPlcHdr"/>
-        </w:types>
-        <w:behaviors>
-          <w:behavior w:val="content"/>
-        </w:behaviors>
-        <w:guid w:val="{885FA53D-DC76-4ACB-90FD-8ED0014F6AF5}"/>
-      </w:docPartPr>
-      <w:docPartBody>
-        <w:p>
-          <w:pPr>
-            <w:pStyle w:val="FF71EE4101DE474BB9E0488A463E2526"/>
-          </w:pPr>
-          <w:r>
-            <w:rPr>
-              <w:rStyle w:val="PlaceholderText"/>
-            </w:rPr>
-            <w:t>Klik eller tryk her for at skrive tekst.</w:t>
-          </w:r>
-        </w:p>
-      </w:docPartBody>
-    </w:docPart>
-    <w:docPart>
-      <w:docPartPr>
-        <w:name w:val="720D8BC7856F435891DBD9A3EFEBC90B"/>
-        <w:category>
-          <w:name w:val="General"/>
-          <w:gallery w:val="placeholder"/>
-        </w:category>
-        <w:types>
-          <w:type w:val="bbPlcHdr"/>
-        </w:types>
-        <w:behaviors>
-          <w:behavior w:val="content"/>
-        </w:behaviors>
-        <w:guid w:val="{0BAA0E83-380E-47BA-8E79-E8470EECB0AE}"/>
-      </w:docPartPr>
-      <w:docPartBody>
-        <w:p>
-          <w:pPr>
-            <w:pStyle w:val="720D8BC7856F435891DBD9A3EFEBC90B"/>
-          </w:pPr>
-          <w:r>
-            <w:rPr>
-              <w:rStyle w:val="PlaceholderText"/>
-            </w:rPr>
-            <w:t>Klik eller tryk her for at skrive tekst.</w:t>
-          </w:r>
-        </w:p>
-      </w:docPartBody>
-    </w:docPart>
-    <w:docPart>
-      <w:docPartPr>
         <w:name w:val="653C3B5A1DC9455CAC82A8C31CEEA911"/>
         <w:category>
           <w:name w:val="General"/>
@@ -5262,209 +5535,6 @@
     </w:docPart>
     <w:docPart>
       <w:docPartPr>
-        <w:name w:val="A13A81114EF64334B8E51A09F947B1C5"/>
-        <w:category>
-          <w:name w:val="General"/>
-          <w:gallery w:val="placeholder"/>
-        </w:category>
-        <w:types>
-          <w:type w:val="bbPlcHdr"/>
-        </w:types>
-        <w:behaviors>
-          <w:behavior w:val="content"/>
-        </w:behaviors>
-        <w:guid w:val="{770ABB21-54B2-4E80-8F14-544C7E352971}"/>
-      </w:docPartPr>
-      <w:docPartBody>
-        <w:p>
-          <w:pPr>
-            <w:pStyle w:val="A13A81114EF64334B8E51A09F947B1C5"/>
-          </w:pPr>
-          <w:r>
-            <w:rPr>
-              <w:rStyle w:val="PlaceholderText"/>
-            </w:rPr>
-            <w:t>Klik eller tryk her for at skrive tekst.</w:t>
-          </w:r>
-        </w:p>
-      </w:docPartBody>
-    </w:docPart>
-    <w:docPart>
-      <w:docPartPr>
-        <w:name w:val="969E5DE1EBD540C9BA10B6F7575C6F06"/>
-        <w:category>
-          <w:name w:val="General"/>
-          <w:gallery w:val="placeholder"/>
-        </w:category>
-        <w:types>
-          <w:type w:val="bbPlcHdr"/>
-        </w:types>
-        <w:behaviors>
-          <w:behavior w:val="content"/>
-        </w:behaviors>
-        <w:guid w:val="{BA95A577-9AEF-454B-B61C-43D2C16BA4D9}"/>
-      </w:docPartPr>
-      <w:docPartBody>
-        <w:p>
-          <w:pPr>
-            <w:pStyle w:val="969E5DE1EBD540C9BA10B6F7575C6F06"/>
-          </w:pPr>
-          <w:r>
-            <w:rPr>
-              <w:rStyle w:val="PlaceholderText"/>
-            </w:rPr>
-            <w:t>Klik eller tryk her for at skrive tekst.</w:t>
-          </w:r>
-        </w:p>
-      </w:docPartBody>
-    </w:docPart>
-    <w:docPart>
-      <w:docPartPr>
-        <w:name w:val="956387B830824AAFBBDA5B13096155E3"/>
-        <w:category>
-          <w:name w:val="General"/>
-          <w:gallery w:val="placeholder"/>
-        </w:category>
-        <w:types>
-          <w:type w:val="bbPlcHdr"/>
-        </w:types>
-        <w:behaviors>
-          <w:behavior w:val="content"/>
-        </w:behaviors>
-        <w:guid w:val="{0A062631-35CA-417A-A6C0-7DD31A412C14}"/>
-      </w:docPartPr>
-      <w:docPartBody>
-        <w:p>
-          <w:pPr>
-            <w:pStyle w:val="956387B830824AAFBBDA5B13096155E3"/>
-          </w:pPr>
-          <w:r>
-            <w:rPr>
-              <w:rStyle w:val="PlaceholderText"/>
-            </w:rPr>
-            <w:t>Klik eller tryk her for at skrive tekst.</w:t>
-          </w:r>
-        </w:p>
-      </w:docPartBody>
-    </w:docPart>
-    <w:docPart>
-      <w:docPartPr>
-        <w:name w:val="16673B5D3190471B982ACDE7EF77C1F7"/>
-        <w:category>
-          <w:name w:val="General"/>
-          <w:gallery w:val="placeholder"/>
-        </w:category>
-        <w:types>
-          <w:type w:val="bbPlcHdr"/>
-        </w:types>
-        <w:behaviors>
-          <w:behavior w:val="content"/>
-        </w:behaviors>
-        <w:guid w:val="{4E6C41D8-90D6-4F74-8EAF-163AD75C750E}"/>
-      </w:docPartPr>
-      <w:docPartBody>
-        <w:p>
-          <w:pPr>
-            <w:pStyle w:val="16673B5D3190471B982ACDE7EF77C1F7"/>
-          </w:pPr>
-          <w:r>
-            <w:rPr>
-              <w:rStyle w:val="PlaceholderText"/>
-            </w:rPr>
-            <w:t>Klik eller tryk her for at skrive tekst.</w:t>
-          </w:r>
-        </w:p>
-      </w:docPartBody>
-    </w:docPart>
-    <w:docPart>
-      <w:docPartPr>
-        <w:name w:val="D7D6E4B6FD5543DA89CF0B73B6E30292"/>
-        <w:category>
-          <w:name w:val="General"/>
-          <w:gallery w:val="placeholder"/>
-        </w:category>
-        <w:types>
-          <w:type w:val="bbPlcHdr"/>
-        </w:types>
-        <w:behaviors>
-          <w:behavior w:val="content"/>
-        </w:behaviors>
-        <w:guid w:val="{0E8A05FA-7D2D-4DA0-AF3D-47E7024D56E4}"/>
-      </w:docPartPr>
-      <w:docPartBody>
-        <w:p>
-          <w:pPr>
-            <w:pStyle w:val="D7D6E4B6FD5543DA89CF0B73B6E30292"/>
-          </w:pPr>
-          <w:r>
-            <w:rPr>
-              <w:rStyle w:val="PlaceholderText"/>
-            </w:rPr>
-            <w:t>Click or tap here to enter text.</w:t>
-          </w:r>
-        </w:p>
-      </w:docPartBody>
-    </w:docPart>
-    <w:docPart>
-      <w:docPartPr>
-        <w:name w:val="2C3F2D2C612B4B84910A5B67FA64B631"/>
-        <w:category>
-          <w:name w:val="General"/>
-          <w:gallery w:val="placeholder"/>
-        </w:category>
-        <w:types>
-          <w:type w:val="bbPlcHdr"/>
-        </w:types>
-        <w:behaviors>
-          <w:behavior w:val="content"/>
-        </w:behaviors>
-        <w:guid w:val="{9EA15297-DEA2-4C56-BFB7-C10750BA00A6}"/>
-      </w:docPartPr>
-      <w:docPartBody>
-        <w:p>
-          <w:pPr>
-            <w:pStyle w:val="2C3F2D2C612B4B84910A5B67FA64B631"/>
-          </w:pPr>
-          <w:r>
-            <w:rPr>
-              <w:rStyle w:val="PlaceholderText"/>
-            </w:rPr>
-            <w:t>Click or tap here to enter text.</w:t>
-          </w:r>
-        </w:p>
-      </w:docPartBody>
-    </w:docPart>
-    <w:docPart>
-      <w:docPartPr>
-        <w:name w:val="356FDA147C3941778F5CECA01441805A"/>
-        <w:category>
-          <w:name w:val="General"/>
-          <w:gallery w:val="placeholder"/>
-        </w:category>
-        <w:types>
-          <w:type w:val="bbPlcHdr"/>
-        </w:types>
-        <w:behaviors>
-          <w:behavior w:val="content"/>
-        </w:behaviors>
-        <w:guid w:val="{44A92BCB-BBA1-4289-9168-270D71CD3829}"/>
-      </w:docPartPr>
-      <w:docPartBody>
-        <w:p>
-          <w:pPr>
-            <w:pStyle w:val="356FDA147C3941778F5CECA01441805A"/>
-          </w:pPr>
-          <w:r>
-            <w:rPr>
-              <w:rStyle w:val="PlaceholderText"/>
-            </w:rPr>
-            <w:t>Click or tap here to enter text.</w:t>
-          </w:r>
-        </w:p>
-      </w:docPartBody>
-    </w:docPart>
-    <w:docPart>
-      <w:docPartPr>
         <w:name w:val="D749E14C960744E2B461D0D5C759A3D1"/>
         <w:category>
           <w:name w:val="General"/>
@@ -5482,6 +5552,238 @@
         <w:p>
           <w:pPr>
             <w:pStyle w:val="D749E14C960744E2B461D0D5C759A3D1"/>
+          </w:pPr>
+          <w:r>
+            <w:rPr>
+              <w:rStyle w:val="PlaceholderText"/>
+            </w:rPr>
+            <w:t>Click or tap here to enter text.</w:t>
+          </w:r>
+        </w:p>
+      </w:docPartBody>
+    </w:docPart>
+    <w:docPart>
+      <w:docPartPr>
+        <w:name w:val="6EA3E70EB4354D4EAD29B1FAB831AE0D"/>
+        <w:category>
+          <w:name w:val="General"/>
+          <w:gallery w:val="placeholder"/>
+        </w:category>
+        <w:types>
+          <w:type w:val="bbPlcHdr"/>
+        </w:types>
+        <w:behaviors>
+          <w:behavior w:val="content"/>
+        </w:behaviors>
+        <w:guid w:val="{08CA86FD-738B-4B98-AB97-3CB48EEE8EE8}"/>
+      </w:docPartPr>
+      <w:docPartBody>
+        <w:p>
+          <w:pPr>
+            <w:pStyle w:val="6EA3E70EB4354D4EAD29B1FAB831AE0D"/>
+          </w:pPr>
+          <w:r>
+            <w:rPr>
+              <w:rStyle w:val="PlaceholderText"/>
+            </w:rPr>
+            <w:t>Klik eller tryk her for at skrive tekst.</w:t>
+          </w:r>
+        </w:p>
+      </w:docPartBody>
+    </w:docPart>
+    <w:docPart>
+      <w:docPartPr>
+        <w:name w:val="A17E3AF1DA6C4216BAD9D48E9C1759A6"/>
+        <w:category>
+          <w:name w:val="General"/>
+          <w:gallery w:val="placeholder"/>
+        </w:category>
+        <w:types>
+          <w:type w:val="bbPlcHdr"/>
+        </w:types>
+        <w:behaviors>
+          <w:behavior w:val="content"/>
+        </w:behaviors>
+        <w:guid w:val="{1690F5F7-BE3B-4EF1-935F-EF2FE7FFF676}"/>
+      </w:docPartPr>
+      <w:docPartBody>
+        <w:p>
+          <w:pPr>
+            <w:pStyle w:val="A17E3AF1DA6C4216BAD9D48E9C1759A6"/>
+          </w:pPr>
+          <w:r>
+            <w:rPr>
+              <w:rStyle w:val="PlaceholderText"/>
+            </w:rPr>
+            <w:t>Klik eller tryk her for at skrive tekst.</w:t>
+          </w:r>
+        </w:p>
+      </w:docPartBody>
+    </w:docPart>
+    <w:docPart>
+      <w:docPartPr>
+        <w:name w:val="AC18F8A884114D9E80792C0DFFAA4E54"/>
+        <w:category>
+          <w:name w:val="General"/>
+          <w:gallery w:val="placeholder"/>
+        </w:category>
+        <w:types>
+          <w:type w:val="bbPlcHdr"/>
+        </w:types>
+        <w:behaviors>
+          <w:behavior w:val="content"/>
+        </w:behaviors>
+        <w:guid w:val="{395BB248-CF59-48C7-BD31-494A8E8462B5}"/>
+      </w:docPartPr>
+      <w:docPartBody>
+        <w:p>
+          <w:pPr>
+            <w:pStyle w:val="AC18F8A884114D9E80792C0DFFAA4E54"/>
+          </w:pPr>
+          <w:r>
+            <w:rPr>
+              <w:rStyle w:val="PlaceholderText"/>
+            </w:rPr>
+            <w:t>Klik eller tryk her for at skrive tekst.</w:t>
+          </w:r>
+        </w:p>
+      </w:docPartBody>
+    </w:docPart>
+    <w:docPart>
+      <w:docPartPr>
+        <w:name w:val="E2A83207E6E0493B8088C2691F10B4FD"/>
+        <w:category>
+          <w:name w:val="General"/>
+          <w:gallery w:val="placeholder"/>
+        </w:category>
+        <w:types>
+          <w:type w:val="bbPlcHdr"/>
+        </w:types>
+        <w:behaviors>
+          <w:behavior w:val="content"/>
+        </w:behaviors>
+        <w:guid w:val="{48EA6276-5F70-4095-B991-618C1236407B}"/>
+      </w:docPartPr>
+      <w:docPartBody>
+        <w:p>
+          <w:pPr>
+            <w:pStyle w:val="E2A83207E6E0493B8088C2691F10B4FD"/>
+          </w:pPr>
+          <w:r>
+            <w:rPr>
+              <w:rStyle w:val="PlaceholderText"/>
+            </w:rPr>
+            <w:t>Click or tap here to enter text.</w:t>
+          </w:r>
+        </w:p>
+      </w:docPartBody>
+    </w:docPart>
+    <w:docPart>
+      <w:docPartPr>
+        <w:name w:val="46143C4E3C274C4B85CEF67A636C58EE"/>
+        <w:category>
+          <w:name w:val="General"/>
+          <w:gallery w:val="placeholder"/>
+        </w:category>
+        <w:types>
+          <w:type w:val="bbPlcHdr"/>
+        </w:types>
+        <w:behaviors>
+          <w:behavior w:val="content"/>
+        </w:behaviors>
+        <w:guid w:val="{D7FF69D8-3761-4AF5-B7BF-86B9E3550266}"/>
+      </w:docPartPr>
+      <w:docPartBody>
+        <w:p>
+          <w:pPr>
+            <w:pStyle w:val="46143C4E3C274C4B85CEF67A636C58EE"/>
+          </w:pPr>
+          <w:r>
+            <w:rPr>
+              <w:rStyle w:val="PlaceholderText"/>
+            </w:rPr>
+            <w:t>Klik eller tryk her for at skrive tekst.</w:t>
+          </w:r>
+        </w:p>
+      </w:docPartBody>
+    </w:docPart>
+    <w:docPart>
+      <w:docPartPr>
+        <w:name w:val="5CECB3F569504ADD9C777BBE3B7A02AC"/>
+        <w:category>
+          <w:name w:val="General"/>
+          <w:gallery w:val="placeholder"/>
+        </w:category>
+        <w:types>
+          <w:type w:val="bbPlcHdr"/>
+        </w:types>
+        <w:behaviors>
+          <w:behavior w:val="content"/>
+        </w:behaviors>
+        <w:guid w:val="{5D40C9DC-C80E-4B0D-B1F6-3F885E7B0F15}"/>
+      </w:docPartPr>
+      <w:docPartBody>
+        <w:p>
+          <w:pPr>
+            <w:pStyle w:val="5CECB3F569504ADD9C777BBE3B7A02AC"/>
+          </w:pPr>
+          <w:r>
+            <w:rPr>
+              <w:rStyle w:val="PlaceholderText"/>
+            </w:rPr>
+            <w:t>Klik eller tryk her for at skrive tekst.</w:t>
+          </w:r>
+        </w:p>
+      </w:docPartBody>
+    </w:docPart>
+    <w:docPart>
+      <w:docPartPr>
+        <w:name w:val="D5BA0598CC71407095844CCCC08BFF32"/>
+        <w:category>
+          <w:name w:val="General"/>
+          <w:gallery w:val="placeholder"/>
+        </w:category>
+        <w:types>
+          <w:type w:val="bbPlcHdr"/>
+        </w:types>
+        <w:behaviors>
+          <w:behavior w:val="content"/>
+        </w:behaviors>
+        <w:guid w:val="{CD55F9DC-3A11-460A-A555-33AC610A98CD}"/>
+      </w:docPartPr>
+      <w:docPartBody>
+        <w:p>
+          <w:pPr>
+            <w:pStyle w:val="D5BA0598CC71407095844CCCC08BFF32"/>
+          </w:pPr>
+          <w:r>
+            <w:rPr>
+              <w:rStyle w:val="PlaceholderText"/>
+            </w:rPr>
+            <w:t>Click or tap here to enter text.</w:t>
+          </w:r>
+        </w:p>
+      </w:docPartBody>
+    </w:docPart>
+    <w:docPart>
+      <w:docPartPr>
+        <w:name w:val="AFC2392F1BBE448DA23FA9038EFD15A9"/>
+        <w:category>
+          <w:name w:val="General"/>
+          <w:gallery w:val="placeholder"/>
+        </w:category>
+        <w:types>
+          <w:type w:val="bbPlcHdr"/>
+        </w:types>
+        <w:behaviors>
+          <w:behavior w:val="content"/>
+        </w:behaviors>
+        <w:guid w:val="{DB7A4CDF-7BFE-405A-86C3-B0D1A45D77FF}"/>
+      </w:docPartPr>
+      <w:docPartBody>
+        <w:p>
+          <w:pPr>
+            <w:pStyle w:val="AFC2392F1BBE448DA23FA9038EFD15A9"/>
           </w:pPr>
           <w:r>
             <w:rPr>
@@ -5561,7 +5863,9 @@
     <w:rsid w:val="00026C03"/>
     <w:rsid w:val="000374C8"/>
     <w:rsid w:val="000522FC"/>
+    <w:rsid w:val="00052384"/>
     <w:rsid w:val="00054952"/>
+    <w:rsid w:val="00092911"/>
     <w:rsid w:val="000A48AF"/>
     <w:rsid w:val="000B64D8"/>
     <w:rsid w:val="000B7E6A"/>
@@ -5598,6 +5902,7 @@
     <w:rsid w:val="003636BB"/>
     <w:rsid w:val="003666A7"/>
     <w:rsid w:val="0037228B"/>
+    <w:rsid w:val="00387423"/>
     <w:rsid w:val="0039081A"/>
     <w:rsid w:val="0039155B"/>
     <w:rsid w:val="003A4934"/>
@@ -5615,17 +5920,23 @@
     <w:rsid w:val="004F34B6"/>
     <w:rsid w:val="00501962"/>
     <w:rsid w:val="00521E26"/>
+    <w:rsid w:val="0053191A"/>
+    <w:rsid w:val="00541444"/>
     <w:rsid w:val="00551A5E"/>
     <w:rsid w:val="005548F3"/>
     <w:rsid w:val="00586B0D"/>
     <w:rsid w:val="005D1B53"/>
     <w:rsid w:val="005F0F84"/>
     <w:rsid w:val="005F4FF1"/>
+    <w:rsid w:val="005F5EBC"/>
     <w:rsid w:val="00605CE1"/>
     <w:rsid w:val="00620CE5"/>
+    <w:rsid w:val="00645AE6"/>
     <w:rsid w:val="00676D3F"/>
     <w:rsid w:val="0069271F"/>
     <w:rsid w:val="006A2829"/>
+    <w:rsid w:val="006D552A"/>
+    <w:rsid w:val="006E3893"/>
     <w:rsid w:val="006E63E7"/>
     <w:rsid w:val="00711164"/>
     <w:rsid w:val="007168A2"/>
@@ -5633,6 +5944,7 @@
     <w:rsid w:val="007575E0"/>
     <w:rsid w:val="0077434C"/>
     <w:rsid w:val="007956A8"/>
+    <w:rsid w:val="007A6F92"/>
     <w:rsid w:val="007B47D9"/>
     <w:rsid w:val="007D165C"/>
     <w:rsid w:val="007D65A1"/>
@@ -5643,14 +5955,17 @@
     <w:rsid w:val="008603D5"/>
     <w:rsid w:val="0088055D"/>
     <w:rsid w:val="00890CEF"/>
+    <w:rsid w:val="008A4F99"/>
     <w:rsid w:val="008C7882"/>
     <w:rsid w:val="008D0B19"/>
     <w:rsid w:val="008D1223"/>
     <w:rsid w:val="008D2625"/>
     <w:rsid w:val="008D2B27"/>
     <w:rsid w:val="008E6AF9"/>
+    <w:rsid w:val="008F1383"/>
     <w:rsid w:val="008F3354"/>
     <w:rsid w:val="008F47B3"/>
+    <w:rsid w:val="00913647"/>
     <w:rsid w:val="00922075"/>
     <w:rsid w:val="00957641"/>
     <w:rsid w:val="00957FA4"/>
@@ -5660,13 +5975,16 @@
     <w:rsid w:val="00981B73"/>
     <w:rsid w:val="009958A5"/>
     <w:rsid w:val="009C43D8"/>
+    <w:rsid w:val="009D5C61"/>
     <w:rsid w:val="009F310E"/>
     <w:rsid w:val="009F3CE2"/>
     <w:rsid w:val="009F5A7A"/>
     <w:rsid w:val="00A06F7B"/>
     <w:rsid w:val="00A101D6"/>
     <w:rsid w:val="00A21A4F"/>
+    <w:rsid w:val="00A21DE2"/>
     <w:rsid w:val="00A22ACD"/>
+    <w:rsid w:val="00A22E9F"/>
     <w:rsid w:val="00A23822"/>
     <w:rsid w:val="00A327DB"/>
     <w:rsid w:val="00A42588"/>
@@ -5681,6 +5999,7 @@
     <w:rsid w:val="00AD5F1E"/>
     <w:rsid w:val="00AF1BF3"/>
     <w:rsid w:val="00AF7276"/>
+    <w:rsid w:val="00AF7653"/>
     <w:rsid w:val="00B01B39"/>
     <w:rsid w:val="00B05DFF"/>
     <w:rsid w:val="00B06C5E"/>
@@ -5693,7 +6012,9 @@
     <w:rsid w:val="00B52A3F"/>
     <w:rsid w:val="00B606BE"/>
     <w:rsid w:val="00B83A35"/>
+    <w:rsid w:val="00BB5F78"/>
     <w:rsid w:val="00C014EB"/>
+    <w:rsid w:val="00C0769B"/>
     <w:rsid w:val="00C23B53"/>
     <w:rsid w:val="00C3763E"/>
     <w:rsid w:val="00C579E4"/>
@@ -5706,30 +6027,37 @@
     <w:rsid w:val="00CC1C0E"/>
     <w:rsid w:val="00CC1DAE"/>
     <w:rsid w:val="00D16B36"/>
+    <w:rsid w:val="00D22C5B"/>
     <w:rsid w:val="00D267B3"/>
     <w:rsid w:val="00D422E3"/>
     <w:rsid w:val="00D5446D"/>
     <w:rsid w:val="00D855FC"/>
+    <w:rsid w:val="00D86269"/>
     <w:rsid w:val="00D91F2E"/>
     <w:rsid w:val="00DB4460"/>
     <w:rsid w:val="00DB47C4"/>
     <w:rsid w:val="00DC6E86"/>
+    <w:rsid w:val="00DE4368"/>
     <w:rsid w:val="00E077BC"/>
     <w:rsid w:val="00E14C23"/>
     <w:rsid w:val="00E366AF"/>
+    <w:rsid w:val="00E42075"/>
     <w:rsid w:val="00E67FA6"/>
     <w:rsid w:val="00E96395"/>
+    <w:rsid w:val="00EC0FBF"/>
     <w:rsid w:val="00EC7422"/>
     <w:rsid w:val="00ED6B2E"/>
     <w:rsid w:val="00EF476B"/>
     <w:rsid w:val="00F019AE"/>
     <w:rsid w:val="00F1246A"/>
     <w:rsid w:val="00F22E08"/>
+    <w:rsid w:val="00F33AC7"/>
     <w:rsid w:val="00F42812"/>
     <w:rsid w:val="00F42D0E"/>
     <w:rsid w:val="00F736EC"/>
     <w:rsid w:val="00FA67B4"/>
     <w:rsid w:val="00FB23A7"/>
+    <w:rsid w:val="00FC0677"/>
     <w:rsid w:val="00FC34CE"/>
     <w:rsid w:val="00FD0CC1"/>
     <w:rsid w:val="00FD2374"/>
@@ -6191,7 +6519,7 @@
     <w:basedOn w:val="DefaultParagraphFont"/>
     <w:uiPriority w:val="99"/>
     <w:semiHidden/>
-    <w:rsid w:val="008D0B19"/>
+    <w:rsid w:val="00092911"/>
     <w:rPr>
       <w:color w:val="666666"/>
     </w:rPr>
@@ -6659,6 +6987,58 @@
   <w:style w:type="paragraph" w:customStyle="1" w:styleId="9EE4012110B64D64914C22BD21A18CFD">
     <w:name w:val="9EE4012110B64D64914C22BD21A18CFD"/>
     <w:rsid w:val="008D0B19"/>
+  </w:style>
+  <w:style w:type="paragraph" w:customStyle="1" w:styleId="3287F80C78A6481AB4F1EEAEEDC55446">
+    <w:name w:val="3287F80C78A6481AB4F1EEAEEDC55446"/>
+    <w:rsid w:val="00C0769B"/>
+  </w:style>
+  <w:style w:type="paragraph" w:customStyle="1" w:styleId="4890044FDEAA4420A2FD4A48FEFC26EA">
+    <w:name w:val="4890044FDEAA4420A2FD4A48FEFC26EA"/>
+    <w:rsid w:val="00C0769B"/>
+  </w:style>
+  <w:style w:type="paragraph" w:customStyle="1" w:styleId="6EA3E70EB4354D4EAD29B1FAB831AE0D">
+    <w:name w:val="6EA3E70EB4354D4EAD29B1FAB831AE0D"/>
+    <w:rsid w:val="00C0769B"/>
+  </w:style>
+  <w:style w:type="paragraph" w:customStyle="1" w:styleId="B7AED78FDDA1453AAD0C9C455DC1F783">
+    <w:name w:val="B7AED78FDDA1453AAD0C9C455DC1F783"/>
+    <w:rsid w:val="00C0769B"/>
+  </w:style>
+  <w:style w:type="paragraph" w:customStyle="1" w:styleId="A17E3AF1DA6C4216BAD9D48E9C1759A6">
+    <w:name w:val="A17E3AF1DA6C4216BAD9D48E9C1759A6"/>
+    <w:rsid w:val="00092911"/>
+  </w:style>
+  <w:style w:type="paragraph" w:customStyle="1" w:styleId="90DA57EC2C4D45688CCFFCE6B9C1301A">
+    <w:name w:val="90DA57EC2C4D45688CCFFCE6B9C1301A"/>
+    <w:rsid w:val="00092911"/>
+  </w:style>
+  <w:style w:type="paragraph" w:customStyle="1" w:styleId="AC18F8A884114D9E80792C0DFFAA4E54">
+    <w:name w:val="AC18F8A884114D9E80792C0DFFAA4E54"/>
+    <w:rsid w:val="00092911"/>
+  </w:style>
+  <w:style w:type="paragraph" w:customStyle="1" w:styleId="056C113C46EE44F28DDFAA974FE4EF61">
+    <w:name w:val="056C113C46EE44F28DDFAA974FE4EF61"/>
+    <w:rsid w:val="00092911"/>
+  </w:style>
+  <w:style w:type="paragraph" w:customStyle="1" w:styleId="E2A83207E6E0493B8088C2691F10B4FD">
+    <w:name w:val="E2A83207E6E0493B8088C2691F10B4FD"/>
+    <w:rsid w:val="00092911"/>
+  </w:style>
+  <w:style w:type="paragraph" w:customStyle="1" w:styleId="46143C4E3C274C4B85CEF67A636C58EE">
+    <w:name w:val="46143C4E3C274C4B85CEF67A636C58EE"/>
+    <w:rsid w:val="00092911"/>
+  </w:style>
+  <w:style w:type="paragraph" w:customStyle="1" w:styleId="5CECB3F569504ADD9C777BBE3B7A02AC">
+    <w:name w:val="5CECB3F569504ADD9C777BBE3B7A02AC"/>
+    <w:rsid w:val="00092911"/>
+  </w:style>
+  <w:style w:type="paragraph" w:customStyle="1" w:styleId="D5BA0598CC71407095844CCCC08BFF32">
+    <w:name w:val="D5BA0598CC71407095844CCCC08BFF32"/>
+    <w:rsid w:val="00092911"/>
+  </w:style>
+  <w:style w:type="paragraph" w:customStyle="1" w:styleId="AFC2392F1BBE448DA23FA9038EFD15A9">
+    <w:name w:val="AFC2392F1BBE448DA23FA9038EFD15A9"/>
+    <w:rsid w:val="00092911"/>
   </w:style>
 </w:styles>
 </file>
@@ -6993,6 +7373,9 @@
   <wetp:taskpane dockstate="right" visibility="0" width="525" row="3">
     <wetp:webextensionref xmlns:r="http://schemas.openxmlformats.org/officeDocument/2006/relationships" r:id="rId2"/>
   </wetp:taskpane>
+  <wetp:taskpane dockstate="right" visibility="0" width="438" row="3">
+    <wetp:webextensionref xmlns:r="http://schemas.openxmlformats.org/officeDocument/2006/relationships" r:id="rId3"/>
+  </wetp:taskpane>
 </wetp:taskpanes>
 </file>
 
@@ -7018,13 +7401,386 @@
 </we:webextension>
 </file>
 
-<file path=customXml/item1.xml><?xml version="1.0" encoding="utf-8"?>
+<file path=word/webextensions/webextension3.xml><?xml version="1.0" encoding="utf-8"?>
+<we:webextension xmlns:we="http://schemas.microsoft.com/office/webextensions/webextension/2010/11" id="{7BA8316B-AC2D-4549-9858-99B2DA11E1E9}">
+  <we:reference id="WA200007356" version="2.0.0.1" store="Omex" storeType="OMEX"/>
+  <we:alternateReferences>
+    <we:reference id="WA200007356" version="2.0.0.1" store="WA200007356" storeType="OMEX"/>
+  </we:alternateReferences>
+  <we:properties/>
+  <we:bindings/>
+  <we:snapshot xmlns:r="http://schemas.openxmlformats.org/officeDocument/2006/relationships"/>
+</we:webextension>
+</file>
+
+<file path=customXml/item1.xml>��< ? x m l   v e r s i o n = " 1 . 0 "   e n c o d i n g = " u t f - 1 6 " ? > + 
+ < N a v W o r d R e p o r t X m l P a r t   x m l n s = " u r n : m i c r o s o f t - d y n a m i c s - n a v / r e p o r t s / Q l t y _ C e r t i f i c a t e _ o f _ A n a l y s i s / 2 0 4 0 1 / " > + 
+     < B C R e p o r t I n f o r m a t i o n > + 
+         < R e p o r t M e t a d a t a > + 
+             < E x t e n s i o n I d > E x t e n s i o n   I D < / E x t e n s i o n I d > + 
+             < E x t e n s i o n N a m e > E x t e n s i o n   N a m e < / E x t e n s i o n N a m e > + 
+             < E x t e n s i o n P u b l i s h e r > E x t e n s i o n   P u b l i s h e r < / E x t e n s i o n P u b l i s h e r > + 
+             < E x t e n s i o n V e r s i o n > E x t e n s i o n   V e r s i o n < / E x t e n s i o n V e r s i o n > + 
+             < R e p o r t I d > R e p o r t   I D < / R e p o r t I d > + 
+             < R e p o r t N a m e > R e p o r t   N a m e < / R e p o r t N a m e > + 
+             < A b o u t T h i s R e p o r t T i t l e > A b o u t   T h i s   R e p o r t   T i t l e < / A b o u t T h i s R e p o r t T i t l e > + 
+             < A b o u t T h i s R e p o r t T e x t > A b o u t   T h i s   R e p o r t   T e x t < / A b o u t T h i s R e p o r t T e x t > + 
+             < R e p o r t H e l p L i n k > R e p o r t   H e l p   L i n k < / R e p o r t H e l p L i n k > + 
+         < / R e p o r t M e t a d a t a > + 
+         < R e p o r t R e q u e s t > + 
+             < T e n a n t E n t r a I d > T e n a n t   E n t r a   I d < / T e n a n t E n t r a I d > + 
+             < E n v i r o n m e n t N a m e > E n v i r o n m e n t   N a m e < / E n v i r o n m e n t N a m e > + 
+             < E n v i r o n m e n t T y p e > E n v i r o n m e n t   T y p e < / E n v i r o n m e n t T y p e > + 
+             < C o m p a n y N a m e > C o m p a n y   N a m e < / C o m p a n y N a m e > + 
+             < C o m p a n y D i s p l a y N a m e > C o m p a n y   D i s p l a y   N a m e < / C o m p a n y D i s p l a y N a m e > + 
+             < C o m p a n y I d > C o m p a n y   I D < / C o m p a n y I d > + 
+             < U s e r N a m e > U s e r   N a m e < / U s e r N a m e > + 
+             < D a t e A n d T i m e > D a t e   a n d   T i m e < / D a t e A n d T i m e > + 
+             < L a n g u a g e > L a n g u a g e < / L a n g u a g e > + 
+             < F o r m a t R e g i o n > F o r m a t   R e g i o n < / F o r m a t R e g i o n > + 
+             < D a t e T i m e V a l u e s > + 
+                 < Y e a r > Y e a r < / Y e a r > + 
+                 < M o n t h N u m b e r > M o n t h   N u m b e r < / M o n t h N u m b e r > + 
+                 < D a y N u m b e r > D a y   N u m b e r < / D a y N u m b e r > + 
+                 < H o u r > H o u r < / H o u r > + 
+                 < M i n u t e > M i n u t e < / M i n u t e > + 
+             < / D a t e T i m e V a l u e s > + 
+         < / R e p o r t R e q u e s t > + 
+     < / B C R e p o r t I n f o r m a t i o n > + 
+     < L a b e l s > + 
+         < C o n d i t i o n L a b e l > C o n d i t i o n L a b e l < / C o n d i t i o n L a b e l > + 
+         < D a t e L a b e l > D a t e L a b e l < / D a t e L a b e l > + 
+         < F i n i s h e d B y L a b e l > F i n i s h e d B y L a b e l < / F i n i s h e d B y L a b e l > + 
+         < F i n i s h e d O n L a b e l > F i n i s h e d O n L a b e l < / F i n i s h e d O n L a b e l > + 
+         < I n s p e c t i o n D e s c r i p t i o n L a b e l > I n s p e c t i o n D e s c r i p t i o n L a b e l < / I n s p e c t i o n D e s c r i p t i o n L a b e l > + 
+         < I n s p e c t i o n L a b e l > I n s p e c t i o n L a b e l < / I n s p e c t i o n L a b e l > + 
+         < I t e m D e s c r i p t i o n L a b e l > I t e m D e s c r i p t i o n L a b e l < / I t e m D e s c r i p t i o n L a b e l > + 
+         < I t e m L a b e l > I t e m L a b e l < / I t e m L a b e l > + 
+         < I t e m T r a c k i n g L a b e l > I t e m T r a c k i n g L a b e l < / I t e m T r a c k i n g L a b e l > + 
+         < P a g e L a b e l > P a g e L a b e l < / P a g e L a b e l > + 
+         < R e p o r t T i t l e L a b e l > R e p o r t T i t l e L a b e l < / R e p o r t T i t l e L a b e l > + 
+         < R e s u l t L a b e l > R e s u l t L a b e l < / R e s u l t L a b e l > + 
+         < S t a t u s L a b e l > S t a t u s L a b e l < / S t a t u s L a b e l > + 
+         < T e s t L a b e l > T e s t L a b e l < / T e s t L a b e l > + 
+         < T e s t V a l u e L a b e l > T e s t V a l u e L a b e l < / T e s t V a l u e L a b e l > + 
+     < / L a b e l s > + 
+     < C u r r e n t I n s p e c t i o n > + 
+         < A p p r o v e r N a m e L a b e l > A p p r o v e r N a m e L a b e l < / A p p r o v e r N a m e L a b e l > + 
+         < A p p r o v e r S i g n a t u r e L a b e l > A p p r o v e r S i g n a t u r e L a b e l < / A p p r o v e r S i g n a t u r e L a b e l > + 
+         < C O A C o n t a c t _ A l l > C O A C o n t a c t _ A l l < / C O A C o n t a c t _ A l l > + 
+         < C O A C o n t a c t _ R o w 1 > C O A C o n t a c t _ R o w 1 < / C O A C o n t a c t _ R o w 1 > + 
+         < C O A C o n t a c t _ R o w 2 > C O A C o n t a c t _ R o w 2 < / C O A C o n t a c t _ R o w 2 > + 
+         < C O A C o n t a c t _ R o w 3 > C O A C o n t a c t _ R o w 3 < / C O A C o n t a c t _ R o w 3 > + 
+         < C O A C o n t a c t _ R o w 4 > C O A C o n t a c t _ R o w 4 < / C O A C o n t a c t _ R o w 4 > + 
+         < C O A C o n t a c t _ R o w 5 > C O A C o n t a c t _ R o w 5 < / C O A C o n t a c t _ R o w 5 > + 
+         < C O A C o n t a c t _ R o w 6 > C O A C o n t a c t _ R o w 6 < / C O A C o n t a c t _ R o w 6 > + 
+         < C O A C o n t a c t _ R o w 7 > C O A C o n t a c t _ R o w 7 < / C O A C o n t a c t _ R o w 7 > + 
+         < C O A C o n t a c t _ R o w 8 > C O A C o n t a c t _ R o w 8 < / C O A C o n t a c t _ R o w 8 > + 
+         < C o m p a n y I n f o r m a t i o n _ A l l > C o m p a n y I n f o r m a t i o n _ A l l < / C o m p a n y I n f o r m a t i o n _ A l l > + 
+         < C o m p a n y I n f o r m a t i o n _ R o w 1 > C o m p a n y I n f o r m a t i o n _ R o w 1 < / C o m p a n y I n f o r m a t i o n _ R o w 1 > + 
+         < C o m p a n y I n f o r m a t i o n _ R o w 2 > C o m p a n y I n f o r m a t i o n _ R o w 2 < / C o m p a n y I n f o r m a t i o n _ R o w 2 > + 
+         < C o m p a n y I n f o r m a t i o n _ R o w 3 > C o m p a n y I n f o r m a t i o n _ R o w 3 < / C o m p a n y I n f o r m a t i o n _ R o w 3 > + 
+         < C o m p a n y I n f o r m a t i o n _ R o w 4 > C o m p a n y I n f o r m a t i o n _ R o w 4 < / C o m p a n y I n f o r m a t i o n _ R o w 4 > + 
+         < C o m p a n y I n f o r m a t i o n _ R o w 5 > C o m p a n y I n f o r m a t i o n _ R o w 5 < / C o m p a n y I n f o r m a t i o n _ R o w 5 > + 
+         < C o m p a n y I n f o r m a t i o n _ R o w 6 > C o m p a n y I n f o r m a t i o n _ R o w 6 < / C o m p a n y I n f o r m a t i o n _ R o w 6 > + 
+         < C o m p a n y I n f o r m a t i o n _ R o w 7 > C o m p a n y I n f o r m a t i o n _ R o w 7 < / C o m p a n y I n f o r m a t i o n _ R o w 7 > + 
+         < C o m p a n y I n f o r m a t i o n _ R o w 8 > C o m p a n y I n f o r m a t i o n _ R o w 8 < / C o m p a n y I n f o r m a t i o n _ R o w 8 > + 
+         < C o m p a n y L o g o   / > + 
+         < E m a i l L a b e l > E m a i l L a b e l < / E m a i l L a b e l > + 
+         < E m a i l V a l u e > E m a i l V a l u e < / E m a i l V a l u e > + 
+         < F i n i s h e d B y N a m e L a b e l > F i n i s h e d B y N a m e L a b e l < / F i n i s h e d B y N a m e L a b e l > + 
+         < F i n i s h e d B y S i g n a t u r e L a b e l > F i n i s h e d B y S i g n a t u r e L a b e l < / F i n i s h e d B y S i g n a t u r e L a b e l > + 
+         < H o m e P a g e L a b e l > H o m e P a g e L a b e l < / H o m e P a g e L a b e l > + 
+         < H o m e P a g e V a l u e > H o m e P a g e V a l u e < / H o m e P a g e V a l u e > + 
+         < I t e m D e s c r i p t i o n > I t e m D e s c r i p t i o n < / I t e m D e s c r i p t i o n > + 
+         < I t e m I d e n t i f i e r > I t e m I d e n t i f i e r < / I t e m I d e n t i f i e r > + 
+         < I t e m T r a c k i n g I d e n t i f i e r > I t e m T r a c k i n g I d e n t i f i e r < / I t e m T r a c k i n g I d e n t i f i e r > + 
+         < P h o n e N o L a b e l > P h o n e N o L a b e l < / P h o n e N o L a b e l > + 
+         < P h o n e N o V a l u e > P h o n e N o V a l u e < / P h o n e N o V a l u e > + 
+         < Q l t y I n s p e c t i o n T e m p l a t e _ D e s c r i p t i o n > Q l t y I n s p e c t i o n T e m p l a t e _ D e s c r i p t i o n < / Q l t y I n s p e c t i o n T e m p l a t e _ D e s c r i p t i o n > + 
+         < Q l t y I n s p e c t i o n _ D e s c r i p t i o n > Q l t y I n s p e c t i o n _ D e s c r i p t i o n < / Q l t y I n s p e c t i o n _ D e s c r i p t i o n > + 
+         < Q l t y I n s p e c t i o n _ D i r e c t o r _ N a m e > Q l t y I n s p e c t i o n _ D i r e c t o r _ N a m e < / Q l t y I n s p e c t i o n _ D i r e c t o r _ N a m e > + 
+         < Q l t y I n s p e c t i o n _ D i r e c t o r _ T i t l e > Q l t y I n s p e c t i o n _ D i r e c t o r _ T i t l e < / Q l t y I n s p e c t i o n _ D i r e c t o r _ T i t l e > + 
+         < Q l t y I n s p e c t i o n _ F i n i s h e d _ B y _ E m a i l > Q l t y I n s p e c t i o n _ F i n i s h e d _ B y _ E m a i l < / Q l t y I n s p e c t i o n _ F i n i s h e d _ B y _ E m a i l > + 
+         < Q l t y I n s p e c t i o n _ F i n i s h e d _ B y _ P h o n e > Q l t y I n s p e c t i o n _ F i n i s h e d _ B y _ P h o n e < / Q l t y I n s p e c t i o n _ F i n i s h e d _ B y _ P h o n e > + 
+         < Q l t y I n s p e c t i o n _ F i n i s h e d _ B y _ T i t l e > Q l t y I n s p e c t i o n _ F i n i s h e d _ B y _ T i t l e < / Q l t y I n s p e c t i o n _ F i n i s h e d _ B y _ T i t l e > + 
+         < Q l t y I n s p e c t i o n _ F i n i s h e d _ B y _ U s e r N a m e > Q l t y I n s p e c t i o n _ F i n i s h e d _ B y _ U s e r N a m e < / Q l t y I n s p e c t i o n _ F i n i s h e d _ B y _ U s e r N a m e > + 
+         < Q l t y I n s p e c t i o n _ F i n i s h e d _ B y _ U s e r _ I D > Q l t y I n s p e c t i o n _ F i n i s h e d _ B y _ U s e r _ I D < / Q l t y I n s p e c t i o n _ F i n i s h e d _ B y _ U s e r _ I D > + 
+         < Q l t y I n s p e c t i o n _ F i n i s h e d _ D a t e > Q l t y I n s p e c t i o n _ F i n i s h e d _ D a t e < / Q l t y I n s p e c t i o n _ F i n i s h e d _ D a t e > + 
+         < Q l t y I n s p e c t i o n _ N o > Q l t y I n s p e c t i o n _ N o < / Q l t y I n s p e c t i o n _ N o > + 
+         < Q l t y I n s p e c t i o n _ R e i n s p e c t i o n N o > Q l t y I n s p e c t i o n _ R e i n s p e c t i o n N o < / Q l t y I n s p e c t i o n _ R e i n s p e c t i o n N o > + 
+         < Q l t y I n s p e c t i o n _ R e s u l t _ C o d e > Q l t y I n s p e c t i o n _ R e s u l t _ C o d e < / Q l t y I n s p e c t i o n _ R e s u l t _ C o d e > + 
+         < Q l t y I n s p e c t i o n _ R e s u l t _ D e s c r i p t i o n > Q l t y I n s p e c t i o n _ R e s u l t _ D e s c r i p t i o n < / Q l t y I n s p e c t i o n _ R e s u l t _ D e s c r i p t i o n > + 
+         < Q l t y I n s p e c t i o n _ S o u r c e _ C u s t o m _ 1 > Q l t y I n s p e c t i o n _ S o u r c e _ C u s t o m _ 1 < / Q l t y I n s p e c t i o n _ S o u r c e _ C u s t o m _ 1 > + 
+         < Q l t y I n s p e c t i o n _ S o u r c e _ C u s t o m _ 1 0 > Q l t y I n s p e c t i o n _ S o u r c e _ C u s t o m _ 1 0 < / Q l t y I n s p e c t i o n _ S o u r c e _ C u s t o m _ 1 0 > + 
+         < Q l t y I n s p e c t i o n _ S o u r c e _ C u s t o m _ 2 > Q l t y I n s p e c t i o n _ S o u r c e _ C u s t o m _ 2 < / Q l t y I n s p e c t i o n _ S o u r c e _ C u s t o m _ 2 > + 
+         < Q l t y I n s p e c t i o n _ S o u r c e _ C u s t o m _ 3 > Q l t y I n s p e c t i o n _ S o u r c e _ C u s t o m _ 3 < / Q l t y I n s p e c t i o n _ S o u r c e _ C u s t o m _ 3 > + 
+         < Q l t y I n s p e c t i o n _ S o u r c e _ C u s t o m _ 4 > Q l t y I n s p e c t i o n _ S o u r c e _ C u s t o m _ 4 < / Q l t y I n s p e c t i o n _ S o u r c e _ C u s t o m _ 4 > + 
+         < Q l t y I n s p e c t i o n _ S o u r c e _ C u s t o m _ 5 > Q l t y I n s p e c t i o n _ S o u r c e _ C u s t o m _ 5 < / Q l t y I n s p e c t i o n _ S o u r c e _ C u s t o m _ 5 > + 
+         < Q l t y I n s p e c t i o n _ S o u r c e _ C u s t o m _ 6 > Q l t y I n s p e c t i o n _ S o u r c e _ C u s t o m _ 6 < / Q l t y I n s p e c t i o n _ S o u r c e _ C u s t o m _ 6 > + 
+         < Q l t y I n s p e c t i o n _ S o u r c e _ C u s t o m _ 7 > Q l t y I n s p e c t i o n _ S o u r c e _ C u s t o m _ 7 < / Q l t y I n s p e c t i o n _ S o u r c e _ C u s t o m _ 7 > + 
+         < Q l t y I n s p e c t i o n _ S o u r c e _ C u s t o m _ 8 > Q l t y I n s p e c t i o n _ S o u r c e _ C u s t o m _ 8 < / Q l t y I n s p e c t i o n _ S o u r c e _ C u s t o m _ 8 > + 
+         < Q l t y I n s p e c t i o n _ S o u r c e _ C u s t o m _ 9 > Q l t y I n s p e c t i o n _ S o u r c e _ C u s t o m _ 9 < / Q l t y I n s p e c t i o n _ S o u r c e _ C u s t o m _ 9 > + 
+         < Q l t y I n s p e c t i o n _ S o u r c e _ D o c u m e n t _ N o _ > Q l t y I n s p e c t i o n _ S o u r c e _ D o c u m e n t _ N o _ < / Q l t y I n s p e c t i o n _ S o u r c e _ D o c u m e n t _ N o _ > + 
+         < Q l t y I n s p e c t i o n _ S o u r c e _ I t e m _ D e s c r i p t i o n > Q l t y I n s p e c t i o n _ S o u r c e _ I t e m _ D e s c r i p t i o n < / Q l t y I n s p e c t i o n _ S o u r c e _ I t e m _ D e s c r i p t i o n > + 
+         < Q l t y I n s p e c t i o n _ S o u r c e _ I t e m _ D e s c r i p t i o n 2 > Q l t y I n s p e c t i o n _ S o u r c e _ I t e m _ D e s c r i p t i o n 2 < / Q l t y I n s p e c t i o n _ S o u r c e _ I t e m _ D e s c r i p t i o n 2 > + 
+         < Q l t y I n s p e c t i o n _ S o u r c e _ I t e m _ N o _ > Q l t y I n s p e c t i o n _ S o u r c e _ I t e m _ N o _ < / Q l t y I n s p e c t i o n _ S o u r c e _ I t e m _ N o _ > + 
+         < Q l t y I n s p e c t i o n _ S o u r c e _ L o t _ N o _ > Q l t y I n s p e c t i o n _ S o u r c e _ L o t _ N o _ < / Q l t y I n s p e c t i o n _ S o u r c e _ L o t _ N o _ > + 
+         < Q l t y I n s p e c t i o n _ S o u r c e _ P a c k a g e _ N o _ > Q l t y I n s p e c t i o n _ S o u r c e _ P a c k a g e _ N o _ < / Q l t y I n s p e c t i o n _ S o u r c e _ P a c k a g e _ N o _ > + 
+         < Q l t y I n s p e c t i o n _ S o u r c e _ S e r i a l _ N o _ > Q l t y I n s p e c t i o n _ S o u r c e _ S e r i a l _ N o _ < / Q l t y I n s p e c t i o n _ S o u r c e _ S e r i a l _ N o _ > + 
+         < Q l t y I n s p e c t i o n _ S o u r c e _ T a s k _ N o _ > Q l t y I n s p e c t i o n _ S o u r c e _ T a s k _ N o _ < / Q l t y I n s p e c t i o n _ S o u r c e _ T a s k _ N o _ > + 
+         < Q l t y I n s p e c t i o n _ S o u r c e _ V a r i a n t _ C o d e > Q l t y I n s p e c t i o n _ S o u r c e _ V a r i a n t _ C o d e < / Q l t y I n s p e c t i o n _ S o u r c e _ V a r i a n t _ C o d e > + 
+         < Q l t y I n s p e c t i o n _ S t a t u s > Q l t y I n s p e c t i o n _ S t a t u s < / Q l t y I n s p e c t i o n _ S t a t u s > + 
+         < R e i n s p e c t i o n S e q u e n c e I n f o r m a t i o n > R e i n s p e c t i o n S e q u e n c e I n f o r m a t i o n < / R e i n s p e c t i o n S e q u e n c e I n f o r m a t i o n > + 
+         < C u r r e n t I n s p e c t i o n L i n e > + 
+             < C o n d i t i o n L a b e l _ 1 > C o n d i t i o n L a b e l _ 1 < / C o n d i t i o n L a b e l _ 1 > + 
+             < C o n d i t i o n L a b e l _ 2 > C o n d i t i o n L a b e l _ 2 < / C o n d i t i o n L a b e l _ 2 > + 
+             < F i e l d _ C o d e > F i e l d _ C o d e < / F i e l d _ C o d e > + 
+             < F i e l d _ D e s c r i p t i o n > F i e l d _ D e s c r i p t i o n < / F i e l d _ D e s c r i p t i o n > + 
+             < F i e l d _ H a s E n t e r e d V a l u e > F i e l d _ H a s E n t e r e d V a l u e < / F i e l d _ H a s E n t e r e d V a l u e > + 
+             < F i e l d _ I f P e r s o n E m a i l > F i e l d _ I f P e r s o n E m a i l < / F i e l d _ I f P e r s o n E m a i l > + 
+             < F i e l d _ I f P e r s o n N a m e > F i e l d _ I f P e r s o n N a m e < / F i e l d _ I f P e r s o n N a m e > + 
+             < F i e l d _ I f P e r s o n P h o n e > F i e l d _ I f P e r s o n P h o n e < / F i e l d _ I f P e r s o n P h o n e > + 
+             < F i e l d _ I f P e r s o n T i t l e > F i e l d _ I f P e r s o n T i t l e < / F i e l d _ I f P e r s o n T i t l e > + 
+             < F i e l d _ I s L a b e l > F i e l d _ I s L a b e l < / F i e l d _ I s L a b e l > + 
+             < F i e l d _ I s P e r s o n F i e l d > F i e l d _ I s P e r s o n F i e l d < / F i e l d _ I s P e r s o n F i e l d > + 
+             < F i e l d _ I s T e x t > F i e l d _ I s T e x t < / F i e l d _ I s T e x t > + 
+             < F i e l d _ L i n e C o m m e n t a r y > F i e l d _ L i n e C o m m e n t a r y < / F i e l d _ L i n e C o m m e n t a r y > + 
+             < F i e l d _ M o d i f i e d B y U s e r E m a i l > F i e l d _ M o d i f i e d B y U s e r E m a i l < / F i e l d _ M o d i f i e d B y U s e r E m a i l > + 
+             < F i e l d _ M o d i f i e d B y U s e r I D > F i e l d _ M o d i f i e d B y U s e r I D < / F i e l d _ M o d i f i e d B y U s e r I D > + 
+             < F i e l d _ M o d i f i e d B y U s e r J o b T i t l e > F i e l d _ M o d i f i e d B y U s e r J o b T i t l e < / F i e l d _ M o d i f i e d B y U s e r J o b T i t l e > + 
+             < F i e l d _ M o d i f i e d B y U s e r N a m e > F i e l d _ M o d i f i e d B y U s e r N a m e < / F i e l d _ M o d i f i e d B y U s e r N a m e > + 
+             < F i e l d _ M o d i f i e d B y U s e r P h o n e > F i e l d _ M o d i f i e d B y U s e r P h o n e < / F i e l d _ M o d i f i e d B y U s e r P h o n e > + 
+             < F i e l d _ M o d i f i e d D a t e T i m e > F i e l d _ M o d i f i e d D a t e T i m e < / F i e l d _ M o d i f i e d D a t e T i m e > + 
+             < F i e l d _ T y p e > F i e l d _ T y p e < / F i e l d _ T y p e > + 
+             < L a b e l F i e l d _ D e s c r i p t i o n > L a b e l F i e l d _ D e s c r i p t i o n < / L a b e l F i e l d _ D e s c r i p t i o n > + 
+             < N u m e r i c _ V a l u e > N u m e r i c _ V a l u e < / N u m e r i c _ V a l u e > + 
+             < P r o m p t e d R e s u l t C a p t i o n _ 1 > P r o m p t e d R e s u l t C a p t i o n _ 1 < / P r o m p t e d R e s u l t C a p t i o n _ 1 > + 
+             < P r o m p t e d R e s u l t C a p t i o n _ 1 0 > P r o m p t e d R e s u l t C a p t i o n _ 1 0 < / P r o m p t e d R e s u l t C a p t i o n _ 1 0 > + 
+             < P r o m p t e d R e s u l t C a p t i o n _ 2 > P r o m p t e d R e s u l t C a p t i o n _ 2 < / P r o m p t e d R e s u l t C a p t i o n _ 2 > + 
+             < P r o m p t e d R e s u l t C a p t i o n _ 3 > P r o m p t e d R e s u l t C a p t i o n _ 3 < / P r o m p t e d R e s u l t C a p t i o n _ 3 > + 
+             < P r o m p t e d R e s u l t C a p t i o n _ 4 > P r o m p t e d R e s u l t C a p t i o n _ 4 < / P r o m p t e d R e s u l t C a p t i o n _ 4 > + 
+             < P r o m p t e d R e s u l t C a p t i o n _ 5 > P r o m p t e d R e s u l t C a p t i o n _ 5 < / P r o m p t e d R e s u l t C a p t i o n _ 5 > + 
+             < P r o m p t e d R e s u l t C a p t i o n _ 6 > P r o m p t e d R e s u l t C a p t i o n _ 6 < / P r o m p t e d R e s u l t C a p t i o n _ 6 > + 
+             < P r o m p t e d R e s u l t C a p t i o n _ 7 > P r o m p t e d R e s u l t C a p t i o n _ 7 < / P r o m p t e d R e s u l t C a p t i o n _ 7 > + 
+             < P r o m p t e d R e s u l t C a p t i o n _ 8 > P r o m p t e d R e s u l t C a p t i o n _ 8 < / P r o m p t e d R e s u l t C a p t i o n _ 8 > + 
+             < P r o m p t e d R e s u l t C a p t i o n _ 9 > P r o m p t e d R e s u l t C a p t i o n _ 9 < / P r o m p t e d R e s u l t C a p t i o n _ 9 > + 
+             < P r o m p t e d R e s u l t C o n d i t i o n D e s c r i p t i o n _ 1 > P r o m p t e d R e s u l t C o n d i t i o n D e s c r i p t i o n _ 1 < / P r o m p t e d R e s u l t C o n d i t i o n D e s c r i p t i o n _ 1 > + 
+             < P r o m p t e d R e s u l t C o n d i t i o n D e s c r i p t i o n _ 1 0 > P r o m p t e d R e s u l t C o n d i t i o n D e s c r i p t i o n _ 1 0 < / P r o m p t e d R e s u l t C o n d i t i o n D e s c r i p t i o n _ 1 0 > + 
+             < P r o m p t e d R e s u l t C o n d i t i o n D e s c r i p t i o n _ 2 > P r o m p t e d R e s u l t C o n d i t i o n D e s c r i p t i o n _ 2 < / P r o m p t e d R e s u l t C o n d i t i o n D e s c r i p t i o n _ 2 > + 
+             < P r o m p t e d R e s u l t C o n d i t i o n D e s c r i p t i o n _ 3 > P r o m p t e d R e s u l t C o n d i t i o n D e s c r i p t i o n _ 3 < / P r o m p t e d R e s u l t C o n d i t i o n D e s c r i p t i o n _ 3 > + 
+             < P r o m p t e d R e s u l t C o n d i t i o n D e s c r i p t i o n _ 4 > P r o m p t e d R e s u l t C o n d i t i o n D e s c r i p t i o n _ 4 < / P r o m p t e d R e s u l t C o n d i t i o n D e s c r i p t i o n _ 4 > + 
+             < P r o m p t e d R e s u l t C o n d i t i o n D e s c r i p t i o n _ 5 > P r o m p t e d R e s u l t C o n d i t i o n D e s c r i p t i o n _ 5 < / P r o m p t e d R e s u l t C o n d i t i o n D e s c r i p t i o n _ 5 > + 
+             < P r o m p t e d R e s u l t C o n d i t i o n D e s c r i p t i o n _ 6 > P r o m p t e d R e s u l t C o n d i t i o n D e s c r i p t i o n _ 6 < / P r o m p t e d R e s u l t C o n d i t i o n D e s c r i p t i o n _ 6 > + 
+             < P r o m p t e d R e s u l t C o n d i t i o n D e s c r i p t i o n _ 7 > P r o m p t e d R e s u l t C o n d i t i o n D e s c r i p t i o n _ 7 < / P r o m p t e d R e s u l t C o n d i t i o n D e s c r i p t i o n _ 7 > + 
+             < P r o m p t e d R e s u l t C o n d i t i o n D e s c r i p t i o n _ 8 > P r o m p t e d R e s u l t C o n d i t i o n D e s c r i p t i o n _ 8 < / P r o m p t e d R e s u l t C o n d i t i o n D e s c r i p t i o n _ 8 > + 
+             < P r o m p t e d R e s u l t C o n d i t i o n D e s c r i p t i o n _ 9 > P r o m p t e d R e s u l t C o n d i t i o n D e s c r i p t i o n _ 9 < / P r o m p t e d R e s u l t C o n d i t i o n D e s c r i p t i o n _ 9 > + 
+             < P r o m p t e d R e s u l t V i s i b l e _ 1 > P r o m p t e d R e s u l t V i s i b l e _ 1 < / P r o m p t e d R e s u l t V i s i b l e _ 1 > + 
+             < P r o m p t e d R e s u l t V i s i b l e _ 1 0 > P r o m p t e d R e s u l t V i s i b l e _ 1 0 < / P r o m p t e d R e s u l t V i s i b l e _ 1 0 > + 
+             < P r o m p t e d R e s u l t V i s i b l e _ 2 > P r o m p t e d R e s u l t V i s i b l e _ 2 < / P r o m p t e d R e s u l t V i s i b l e _ 2 > + 
+             < P r o m p t e d R e s u l t V i s i b l e _ 3 > P r o m p t e d R e s u l t V i s i b l e _ 3 < / P r o m p t e d R e s u l t V i s i b l e _ 3 > + 
+             < P r o m p t e d R e s u l t V i s i b l e _ 4 > P r o m p t e d R e s u l t V i s i b l e _ 4 < / P r o m p t e d R e s u l t V i s i b l e _ 4 > + 
+             < P r o m p t e d R e s u l t V i s i b l e _ 5 > P r o m p t e d R e s u l t V i s i b l e _ 5 < / P r o m p t e d R e s u l t V i s i b l e _ 5 > + 
+             < P r o m p t e d R e s u l t V i s i b l e _ 6 > P r o m p t e d R e s u l t V i s i b l e _ 6 < / P r o m p t e d R e s u l t V i s i b l e _ 6 > + 
+             < P r o m p t e d R e s u l t V i s i b l e _ 7 > P r o m p t e d R e s u l t V i s i b l e _ 7 < / P r o m p t e d R e s u l t V i s i b l e _ 7 > + 
+             < P r o m p t e d R e s u l t V i s i b l e _ 8 > P r o m p t e d R e s u l t V i s i b l e _ 8 < / P r o m p t e d R e s u l t V i s i b l e _ 8 > + 
+             < P r o m p t e d R e s u l t V i s i b l e _ 9 > P r o m p t e d R e s u l t V i s i b l e _ 9 < / P r o m p t e d R e s u l t V i s i b l e _ 9 > + 
+             < T e s t _ R e s u l t > T e s t _ R e s u l t < / T e s t _ R e s u l t > + 
+             < T e s t _ R e s u l t D e s c r i p t i o n > T e s t _ R e s u l t D e s c r i p t i o n < / T e s t _ R e s u l t D e s c r i p t i o n > + 
+             < T e s t _ V a l u e > T e s t _ V a l u e < / T e s t _ V a l u e > + 
+             < W o r d D e s c r i p t i o n > W o r d D e s c r i p t i o n < / W o r d D e s c r i p t i o n > + 
+             < W o r d R e s u l t D e s c r i p t i o n > W o r d R e s u l t D e s c r i p t i o n < / W o r d R e s u l t D e s c r i p t i o n > + 
+             < W o r d U n f a v o r a b l e R e s u l t D e s c r i p t i o n > W o r d U n f a v o r a b l e R e s u l t D e s c r i p t i o n < / W o r d U n f a v o r a b l e R e s u l t D e s c r i p t i o n > + 
+         < / C u r r e n t I n s p e c t i o n L i n e > + 
+     < / C u r r e n t I n s p e c t i o n > + 
+ < / N a v W o r d R e p o r t X m l P a r t > 
+</file>
+
+<file path=customXml/item2.xml><?xml version="1.0" encoding="utf-8"?>
 <b:Sources xmlns:b="http://schemas.openxmlformats.org/officeDocument/2006/bibliography" xmlns="http://schemas.openxmlformats.org/officeDocument/2006/bibliography" SelectedStyle="\APASixthEditionOfficeOnline.xsl" StyleName="APA" Version="6"/>
 </file>
 
-<file path=customXml/item2.xml>��< ? x m l   v e r s i o n = " 1 . 0 "   e n c o d i n g = " u t f - 1 6 " ? > - 
- < N a v W o r d R e p o r t X m l P a r t   x m l n s = " u r n : m i c r o s o f t - d y n a m i c s - n a v / r e p o r t s / Q l t y _ C e r t i f i c a t e _ o f _ A n a l y s i s / 2 0 4 0 1 / " > +<file path=customXml/item3.xml>��< ? x m l   v e r s i o n = " 1 . 0 "   e n c o d i n g = " u t f - 1 6 " ? > < N a v W o r d R e p o r t X m l P a r t   x m l n s = " u r n : m i c r o s o f t - d y n a m i c s - b u s i n e s s c e n t r a l / i n t e r n a l / e x t e n d e d / r e p o r t s / Q l t y _ C e r t i f i c a t e _ o f _ A n a l y s i s / 2 0 4 0 1 / " >   
      < B C R e p o r t I n f o r m a t i o n >   
@@ -7092,387 +7848,38 @@
  
      < L a b e l s >   
-         < C o n d i t i o n L a b e l > C o n d i t i o n L a b e l < / C o n d i t i o n L a b e l > - 
-         < D a t e L a b e l > D a t e L a b e l < / D a t e L a b e l > - 
-         < F i n i s h e d B y L a b e l > F i n i s h e d B y L a b e l < / F i n i s h e d B y L a b e l > - 
-         < F i n i s h e d O n L a b e l > F i n i s h e d O n L a b e l < / F i n i s h e d O n L a b e l > - 
-         < I n s p e c t i o n L a b e l > I n s p e c t i o n L a b e l < / I n s p e c t i o n L a b e l > - 
-         < I t e m L a b e l > I t e m L a b e l < / I t e m L a b e l > - 
-         < I t e m T r a c k i n g L a b e l > I t e m T r a c k i n g L a b e l < / I t e m T r a c k i n g L a b e l > - 
-         < P a g e L a b e l > P a g e L a b e l < / P a g e L a b e l > - 
-         < R e p o r t T i t l e L a b e l > R e p o r t T i t l e L a b e l < / R e p o r t T i t l e L a b e l > - 
-         < R e s u l t L a b e l > R e s u l t L a b e l < / R e s u l t L a b e l > - 
-         < T e s t L a b e l > T e s t L a b e l < / T e s t L a b e l > - 
-         < T e s t V a l u e L a b e l > T e s t V a l u e L a b e l < / T e s t V a l u e L a b e l > +         < C o n d i t i o n L a b e l   E l e m e n t T y p e = " P a r a m e t e r "   E l e m e n t I d = " 1 4 2 4 6 4 8 2 8 8 "   D a t a T y p e = " S t r i n g " > C o n d i t i o n L a b e l < / C o n d i t i o n L a b e l > + 
+         < D a t e L a b e l   E l e m e n t T y p e = " P a r a m e t e r "   E l e m e n t I d = " 7 9 3 8 1 7 7 7 7 "   D a t a T y p e = " S t r i n g " > D a t e L a b e l < / D a t e L a b e l > + 
+         < F i n i s h e d B y L a b e l   E l e m e n t T y p e = " P a r a m e t e r "   E l e m e n t I d = " 1 2 1 8 3 5 9 1 8 "   D a t a T y p e = " S t r i n g " > F i n i s h e d B y L a b e l < / F i n i s h e d B y L a b e l > + 
+         < F i n i s h e d O n L a b e l   E l e m e n t T y p e = " P a r a m e t e r "   E l e m e n t I d = " 1 9 3 5 3 2 6 4 3 2 "   D a t a T y p e = " S t r i n g " > F i n i s h e d O n L a b e l < / F i n i s h e d O n L a b e l > + 
+         < I n s p e c t i o n D e s c r i p t i o n L a b e l   E l e m e n t T y p e = " P a r a m e t e r "   E l e m e n t I d = " 3 8 1 4 2 6 1 5 5 "   D a t a T y p e = " S t r i n g " > I n s p e c t i o n D e s c r i p t i o n L a b e l < / I n s p e c t i o n D e s c r i p t i o n L a b e l > + 
+         < I n s p e c t i o n L a b e l   E l e m e n t T y p e = " P a r a m e t e r "   E l e m e n t I d = " 1 5 4 9 8 3 1 5 2 5 "   D a t a T y p e = " S t r i n g " > I n s p e c t i o n L a b e l < / I n s p e c t i o n L a b e l > + 
+         < I t e m D e s c r i p t i o n L a b e l   E l e m e n t T y p e = " P a r a m e t e r "   E l e m e n t I d = " 1 5 6 7 1 7 4 7 2 8 "   D a t a T y p e = " S t r i n g " > I t e m D e s c r i p t i o n L a b e l < / I t e m D e s c r i p t i o n L a b e l > + 
+         < I t e m L a b e l   E l e m e n t T y p e = " P a r a m e t e r "   E l e m e n t I d = " 1 0 8 2 0 2 8 9 7 4 "   D a t a T y p e = " S t r i n g " > I t e m L a b e l < / I t e m L a b e l > + 
+         < I t e m T r a c k i n g L a b e l   E l e m e n t T y p e = " P a r a m e t e r "   E l e m e n t I d = " 9 3 5 5 3 4 6 7 1 "   D a t a T y p e = " S t r i n g " > I t e m T r a c k i n g L a b e l < / I t e m T r a c k i n g L a b e l > + 
+         < P a g e L a b e l   E l e m e n t T y p e = " P a r a m e t e r "   E l e m e n t I d = " 1 8 8 0 8 2 7 5 0 4 "   D a t a T y p e = " S t r i n g " > P a g e L a b e l < / P a g e L a b e l > + 
+         < R e p o r t T i t l e L a b e l   E l e m e n t T y p e = " P a r a m e t e r "   E l e m e n t I d = " 1 2 9 7 0 8 9 6 2 7 "   D a t a T y p e = " S t r i n g " > R e p o r t T i t l e L a b e l < / R e p o r t T i t l e L a b e l > + 
+         < R e s u l t L a b e l   E l e m e n t T y p e = " P a r a m e t e r "   E l e m e n t I d = " 4 0 7 6 0 6 8 8 6 "   D a t a T y p e = " S t r i n g " > R e s u l t L a b e l < / R e s u l t L a b e l > + 
+         < S t a t u s L a b e l   E l e m e n t T y p e = " P a r a m e t e r "   E l e m e n t I d = " 2 0 3 8 7 0 9 6 2 5 "   D a t a T y p e = " S t r i n g " > S t a t u s L a b e l < / S t a t u s L a b e l > + 
+         < T e s t L a b e l   E l e m e n t T y p e = " P a r a m e t e r "   E l e m e n t I d = " 1 5 2 2 4 8 5 9 "   D a t a T y p e = " S t r i n g " > T e s t L a b e l < / T e s t L a b e l > + 
+         < T e s t V a l u e L a b e l   E l e m e n t T y p e = " P a r a m e t e r "   E l e m e n t I d = " 1 1 6 2 1 3 2 5 7 0 "   D a t a T y p e = " S t r i n g " > T e s t V a l u e L a b e l < / T e s t V a l u e L a b e l >   
      < / L a b e l s >   
-     < C u r r e n t I n s p e c t i o n > - 
-         < A p p r o v e r N a m e L a b e l > A p p r o v e r N a m e L a b e l < / A p p r o v e r N a m e L a b e l > - 
-         < A p p r o v e r S i g n a t u r e L a b e l > A p p r o v e r S i g n a t u r e L a b e l < / A p p r o v e r S i g n a t u r e L a b e l > - 
-         < C O A C o n t a c t _ A l l > C O A C o n t a c t _ A l l < / C O A C o n t a c t _ A l l > - 
-         < C O A C o n t a c t _ R o w 1 > C O A C o n t a c t _ R o w 1 < / C O A C o n t a c t _ R o w 1 > - 
-         < C O A C o n t a c t _ R o w 2 > C O A C o n t a c t _ R o w 2 < / C O A C o n t a c t _ R o w 2 > - 
-         < C O A C o n t a c t _ R o w 3 > C O A C o n t a c t _ R o w 3 < / C O A C o n t a c t _ R o w 3 > - 
-         < C O A C o n t a c t _ R o w 4 > C O A C o n t a c t _ R o w 4 < / C O A C o n t a c t _ R o w 4 > - 
-         < C O A C o n t a c t _ R o w 5 > C O A C o n t a c t _ R o w 5 < / C O A C o n t a c t _ R o w 5 > - 
-         < C O A C o n t a c t _ R o w 6 > C O A C o n t a c t _ R o w 6 < / C O A C o n t a c t _ R o w 6 > - 
-         < C O A C o n t a c t _ R o w 7 > C O A C o n t a c t _ R o w 7 < / C O A C o n t a c t _ R o w 7 > - 
-         < C O A C o n t a c t _ R o w 8 > C O A C o n t a c t _ R o w 8 < / C O A C o n t a c t _ R o w 8 > - 
-         < C o m p a n y I n f o r m a t i o n _ A l l > C o m p a n y I n f o r m a t i o n _ A l l < / C o m p a n y I n f o r m a t i o n _ A l l > - 
-         < C o m p a n y I n f o r m a t i o n _ R o w 1 > C o m p a n y I n f o r m a t i o n _ R o w 1 < / C o m p a n y I n f o r m a t i o n _ R o w 1 > - 
-         < C o m p a n y I n f o r m a t i o n _ R o w 2 > C o m p a n y I n f o r m a t i o n _ R o w 2 < / C o m p a n y I n f o r m a t i o n _ R o w 2 > - 
-         < C o m p a n y I n f o r m a t i o n _ R o w 3 > C o m p a n y I n f o r m a t i o n _ R o w 3 < / C o m p a n y I n f o r m a t i o n _ R o w 3 > - 
-         < C o m p a n y I n f o r m a t i o n _ R o w 4 > C o m p a n y I n f o r m a t i o n _ R o w 4 < / C o m p a n y I n f o r m a t i o n _ R o w 4 > - 
-         < C o m p a n y I n f o r m a t i o n _ R o w 5 > C o m p a n y I n f o r m a t i o n _ R o w 5 < / C o m p a n y I n f o r m a t i o n _ R o w 5 > - 
-         < C o m p a n y I n f o r m a t i o n _ R o w 6 > C o m p a n y I n f o r m a t i o n _ R o w 6 < / C o m p a n y I n f o r m a t i o n _ R o w 6 > - 
-         < C o m p a n y I n f o r m a t i o n _ R o w 7 > C o m p a n y I n f o r m a t i o n _ R o w 7 < / C o m p a n y I n f o r m a t i o n _ R o w 7 > - 
-         < C o m p a n y I n f o r m a t i o n _ R o w 8 > C o m p a n y I n f o r m a t i o n _ R o w 8 < / C o m p a n y I n f o r m a t i o n _ R o w 8 > - 
-         < C o m p a n y L o g o   / > - 
-         < E m a i l L a b e l > E m a i l L a b e l < / E m a i l L a b e l > - 
-         < E m a i l V a l u e > E m a i l V a l u e < / E m a i l V a l u e > - 
-         < F i n i s h e d B y N a m e L a b e l > F i n i s h e d B y N a m e L a b e l < / F i n i s h e d B y N a m e L a b e l > - 
-         < F i n i s h e d B y S i g n a t u r e L a b e l > F i n i s h e d B y S i g n a t u r e L a b e l < / F i n i s h e d B y S i g n a t u r e L a b e l > - 
-         < H o m e P a g e L a b e l > H o m e P a g e L a b e l < / H o m e P a g e L a b e l > - 
-         < H o m e P a g e V a l u e > H o m e P a g e V a l u e < / H o m e P a g e V a l u e > - 
-         < I n s p e c t i o n I n f o r m a t i o n > I n s p e c t i o n I n f o r m a t i o n < / I n s p e c t i o n I n f o r m a t i o n > - 
-         < I t e m D e s c r i p t i o n > I t e m D e s c r i p t i o n < / I t e m D e s c r i p t i o n > - 
-         < I t e m T r a c k i n g D e s c r i p t i o n > I t e m T r a c k i n g D e s c r i p t i o n < / I t e m T r a c k i n g D e s c r i p t i o n > - 
-         < P h o n e N o L a b e l > P h o n e N o L a b e l < / P h o n e N o L a b e l > - 
-         < P h o n e N o V a l u e > P h o n e N o V a l u e < / P h o n e N o V a l u e > - 
-         < Q l t y I n s p e c t i o n T e m p l a t e _ D e s c r i p t i o n > Q l t y I n s p e c t i o n T e m p l a t e _ D e s c r i p t i o n < / Q l t y I n s p e c t i o n T e m p l a t e _ D e s c r i p t i o n > - 
-         < Q l t y I n s p e c t i o n _ D e s c r i p t i o n > Q l t y I n s p e c t i o n _ D e s c r i p t i o n < / Q l t y I n s p e c t i o n _ D e s c r i p t i o n > - 
-         < Q l t y I n s p e c t i o n _ D i r e c t o r _ N a m e > Q l t y I n s p e c t i o n _ D i r e c t o r _ N a m e < / Q l t y I n s p e c t i o n _ D i r e c t o r _ N a m e > - 
-         < Q l t y I n s p e c t i o n _ D i r e c t o r _ T i t l e > Q l t y I n s p e c t i o n _ D i r e c t o r _ T i t l e < / Q l t y I n s p e c t i o n _ D i r e c t o r _ T i t l e > - 
-         < Q l t y I n s p e c t i o n _ F i n i s h e d _ B y _ E m a i l > Q l t y I n s p e c t i o n _ F i n i s h e d _ B y _ E m a i l < / Q l t y I n s p e c t i o n _ F i n i s h e d _ B y _ E m a i l > - 
-         < Q l t y I n s p e c t i o n _ F i n i s h e d _ B y _ P h o n e > Q l t y I n s p e c t i o n _ F i n i s h e d _ B y _ P h o n e < / Q l t y I n s p e c t i o n _ F i n i s h e d _ B y _ P h o n e > - 
-         < Q l t y I n s p e c t i o n _ F i n i s h e d _ B y _ T i t l e > Q l t y I n s p e c t i o n _ F i n i s h e d _ B y _ T i t l e < / Q l t y I n s p e c t i o n _ F i n i s h e d _ B y _ T i t l e > - 
-         < Q l t y I n s p e c t i o n _ F i n i s h e d _ B y _ U s e r N a m e > Q l t y I n s p e c t i o n _ F i n i s h e d _ B y _ U s e r N a m e < / Q l t y I n s p e c t i o n _ F i n i s h e d _ B y _ U s e r N a m e > - 
-         < Q l t y I n s p e c t i o n _ F i n i s h e d _ B y _ U s e r _ I D > Q l t y I n s p e c t i o n _ F i n i s h e d _ B y _ U s e r _ I D < / Q l t y I n s p e c t i o n _ F i n i s h e d _ B y _ U s e r _ I D > - 
-         < Q l t y I n s p e c t i o n _ F i n i s h e d _ D a t e > Q l t y I n s p e c t i o n _ F i n i s h e d _ D a t e < / Q l t y I n s p e c t i o n _ F i n i s h e d _ D a t e > - 
-         < Q l t y I n s p e c t i o n _ N o > Q l t y I n s p e c t i o n _ N o < / Q l t y I n s p e c t i o n _ N o > - 
-         < Q l t y I n s p e c t i o n _ R e i n s p e c t i o n N o > Q l t y I n s p e c t i o n _ R e i n s p e c t i o n N o < / Q l t y I n s p e c t i o n _ R e i n s p e c t i o n N o > - 
-         < Q l t y I n s p e c t i o n _ R e s u l t _ C o d e > Q l t y I n s p e c t i o n _ R e s u l t _ C o d e < / Q l t y I n s p e c t i o n _ R e s u l t _ C o d e > - 
-         < Q l t y I n s p e c t i o n _ R e s u l t _ D e s c r i p t i o n > Q l t y I n s p e c t i o n _ R e s u l t _ D e s c r i p t i o n < / Q l t y I n s p e c t i o n _ R e s u l t _ D e s c r i p t i o n > - 
-         < Q l t y I n s p e c t i o n _ S o u r c e _ C u s t o m _ 1 > Q l t y I n s p e c t i o n _ S o u r c e _ C u s t o m _ 1 < / Q l t y I n s p e c t i o n _ S o u r c e _ C u s t o m _ 1 > - 
-         < Q l t y I n s p e c t i o n _ S o u r c e _ C u s t o m _ 1 0 > Q l t y I n s p e c t i o n _ S o u r c e _ C u s t o m _ 1 0 < / Q l t y I n s p e c t i o n _ S o u r c e _ C u s t o m _ 1 0 > - 
-         < Q l t y I n s p e c t i o n _ S o u r c e _ C u s t o m _ 2 > Q l t y I n s p e c t i o n _ S o u r c e _ C u s t o m _ 2 < / Q l t y I n s p e c t i o n _ S o u r c e _ C u s t o m _ 2 > - 
-         < Q l t y I n s p e c t i o n _ S o u r c e _ C u s t o m _ 3 > Q l t y I n s p e c t i o n _ S o u r c e _ C u s t o m _ 3 < / Q l t y I n s p e c t i o n _ S o u r c e _ C u s t o m _ 3 > - 
-         < Q l t y I n s p e c t i o n _ S o u r c e _ C u s t o m _ 4 > Q l t y I n s p e c t i o n _ S o u r c e _ C u s t o m _ 4 < / Q l t y I n s p e c t i o n _ S o u r c e _ C u s t o m _ 4 > - 
-         < Q l t y I n s p e c t i o n _ S o u r c e _ C u s t o m _ 5 > Q l t y I n s p e c t i o n _ S o u r c e _ C u s t o m _ 5 < / Q l t y I n s p e c t i o n _ S o u r c e _ C u s t o m _ 5 > - 
-         < Q l t y I n s p e c t i o n _ S o u r c e _ C u s t o m _ 6 > Q l t y I n s p e c t i o n _ S o u r c e _ C u s t o m _ 6 < / Q l t y I n s p e c t i o n _ S o u r c e _ C u s t o m _ 6 > - 
-         < Q l t y I n s p e c t i o n _ S o u r c e _ C u s t o m _ 7 > Q l t y I n s p e c t i o n _ S o u r c e _ C u s t o m _ 7 < / Q l t y I n s p e c t i o n _ S o u r c e _ C u s t o m _ 7 > - 
-         < Q l t y I n s p e c t i o n _ S o u r c e _ C u s t o m _ 8 > Q l t y I n s p e c t i o n _ S o u r c e _ C u s t o m _ 8 < / Q l t y I n s p e c t i o n _ S o u r c e _ C u s t o m _ 8 > - 
-         < Q l t y I n s p e c t i o n _ S o u r c e _ C u s t o m _ 9 > Q l t y I n s p e c t i o n _ S o u r c e _ C u s t o m _ 9 < / Q l t y I n s p e c t i o n _ S o u r c e _ C u s t o m _ 9 > - 
-         < Q l t y I n s p e c t i o n _ S o u r c e _ D o c u m e n t _ N o _ > Q l t y I n s p e c t i o n _ S o u r c e _ D o c u m e n t _ N o _ < / Q l t y I n s p e c t i o n _ S o u r c e _ D o c u m e n t _ N o _ > - 
-         < Q l t y I n s p e c t i o n _ S o u r c e _ I t e m _ D e s c r i p t i o n > Q l t y I n s p e c t i o n _ S o u r c e _ I t e m _ D e s c r i p t i o n < / Q l t y I n s p e c t i o n _ S o u r c e _ I t e m _ D e s c r i p t i o n > - 
-         < Q l t y I n s p e c t i o n _ S o u r c e _ I t e m _ D e s c r i p t i o n 2 > Q l t y I n s p e c t i o n _ S o u r c e _ I t e m _ D e s c r i p t i o n 2 < / Q l t y I n s p e c t i o n _ S o u r c e _ I t e m _ D e s c r i p t i o n 2 > - 
-         < Q l t y I n s p e c t i o n _ S o u r c e _ I t e m _ N o _ > Q l t y I n s p e c t i o n _ S o u r c e _ I t e m _ N o _ < / Q l t y I n s p e c t i o n _ S o u r c e _ I t e m _ N o _ > - 
-         < Q l t y I n s p e c t i o n _ S o u r c e _ L o t _ N o _ > Q l t y I n s p e c t i o n _ S o u r c e _ L o t _ N o _ < / Q l t y I n s p e c t i o n _ S o u r c e _ L o t _ N o _ > - 
-         < Q l t y I n s p e c t i o n _ S o u r c e _ P a c k a g e _ N o _ > Q l t y I n s p e c t i o n _ S o u r c e _ P a c k a g e _ N o _ < / Q l t y I n s p e c t i o n _ S o u r c e _ P a c k a g e _ N o _ > - 
-         < Q l t y I n s p e c t i o n _ S o u r c e _ S e r i a l _ N o _ > Q l t y I n s p e c t i o n _ S o u r c e _ S e r i a l _ N o _ < / Q l t y I n s p e c t i o n _ S o u r c e _ S e r i a l _ N o _ > - 
-         < Q l t y I n s p e c t i o n _ S o u r c e _ T a s k _ N o _ > Q l t y I n s p e c t i o n _ S o u r c e _ T a s k _ N o _ < / Q l t y I n s p e c t i o n _ S o u r c e _ T a s k _ N o _ > - 
-         < Q l t y I n s p e c t i o n _ S o u r c e _ V a r i a n t _ C o d e > Q l t y I n s p e c t i o n _ S o u r c e _ V a r i a n t _ C o d e < / Q l t y I n s p e c t i o n _ S o u r c e _ V a r i a n t _ C o d e > - 
-         < Q l t y I n s p e c t i o n _ S t a t u s > Q l t y I n s p e c t i o n _ S t a t u s < / Q l t y I n s p e c t i o n _ S t a t u s > - 
-         < R e i n s p e c t i o n S e q u e n c e I n f o r m a t i o n > R e i n s p e c t i o n S e q u e n c e I n f o r m a t i o n < / R e i n s p e c t i o n S e q u e n c e I n f o r m a t i o n > - 
-         < C u r r e n t I n s p e c t i o n L i n e > - 
-             < C o n d i t i o n L a b e l _ 1 > C o n d i t i o n L a b e l _ 1 < / C o n d i t i o n L a b e l _ 1 > - 
-             < C o n d i t i o n L a b e l _ 2 > C o n d i t i o n L a b e l _ 2 < / C o n d i t i o n L a b e l _ 2 > - 
-             < F i e l d _ C o d e > F i e l d _ C o d e < / F i e l d _ C o d e > - 
-             < F i e l d _ D e s c r i p t i o n > F i e l d _ D e s c r i p t i o n < / F i e l d _ D e s c r i p t i o n > - 
-             < F i e l d _ H a s E n t e r e d V a l u e > F i e l d _ H a s E n t e r e d V a l u e < / F i e l d _ H a s E n t e r e d V a l u e > - 
-             < F i e l d _ I f P e r s o n E m a i l > F i e l d _ I f P e r s o n E m a i l < / F i e l d _ I f P e r s o n E m a i l > - 
-             < F i e l d _ I f P e r s o n N a m e > F i e l d _ I f P e r s o n N a m e < / F i e l d _ I f P e r s o n N a m e > - 
-             < F i e l d _ I f P e r s o n P h o n e > F i e l d _ I f P e r s o n P h o n e < / F i e l d _ I f P e r s o n P h o n e > - 
-             < F i e l d _ I f P e r s o n T i t l e > F i e l d _ I f P e r s o n T i t l e < / F i e l d _ I f P e r s o n T i t l e > - 
-             < F i e l d _ I s L a b e l > F i e l d _ I s L a b e l < / F i e l d _ I s L a b e l > - 
-             < F i e l d _ I s P e r s o n F i e l d > F i e l d _ I s P e r s o n F i e l d < / F i e l d _ I s P e r s o n F i e l d > - 
-             < F i e l d _ I s T e x t > F i e l d _ I s T e x t < / F i e l d _ I s T e x t > - 
-             < F i e l d _ L i n e C o m m e n t a r y > F i e l d _ L i n e C o m m e n t a r y < / F i e l d _ L i n e C o m m e n t a r y > - 
-             < F i e l d _ M o d i f i e d B y U s e r E m a i l > F i e l d _ M o d i f i e d B y U s e r E m a i l < / F i e l d _ M o d i f i e d B y U s e r E m a i l > - 
-             < F i e l d _ M o d i f i e d B y U s e r I D > F i e l d _ M o d i f i e d B y U s e r I D < / F i e l d _ M o d i f i e d B y U s e r I D > - 
-             < F i e l d _ M o d i f i e d B y U s e r J o b T i t l e > F i e l d _ M o d i f i e d B y U s e r J o b T i t l e < / F i e l d _ M o d i f i e d B y U s e r J o b T i t l e > - 
-             < F i e l d _ M o d i f i e d B y U s e r N a m e > F i e l d _ M o d i f i e d B y U s e r N a m e < / F i e l d _ M o d i f i e d B y U s e r N a m e > - 
-             < F i e l d _ M o d i f i e d B y U s e r P h o n e > F i e l d _ M o d i f i e d B y U s e r P h o n e < / F i e l d _ M o d i f i e d B y U s e r P h o n e > - 
-             < F i e l d _ M o d i f i e d D a t e T i m e > F i e l d _ M o d i f i e d D a t e T i m e < / F i e l d _ M o d i f i e d D a t e T i m e > - 
-             < F i e l d _ T y p e > F i e l d _ T y p e < / F i e l d _ T y p e > - 
-             < L a b e l F i e l d _ D e s c r i p t i o n > L a b e l F i e l d _ D e s c r i p t i o n < / L a b e l F i e l d _ D e s c r i p t i o n > - 
-             < N u m e r i c _ V a l u e > N u m e r i c _ V a l u e < / N u m e r i c _ V a l u e > - 
-             < P r o m p t e d R e s u l t C a p t i o n _ 1 > P r o m p t e d R e s u l t C a p t i o n _ 1 < / P r o m p t e d R e s u l t C a p t i o n _ 1 > - 
-             < P r o m p t e d R e s u l t C a p t i o n _ 1 0 > P r o m p t e d R e s u l t C a p t i o n _ 1 0 < / P r o m p t e d R e s u l t C a p t i o n _ 1 0 > - 
-             < P r o m p t e d R e s u l t C a p t i o n _ 2 > P r o m p t e d R e s u l t C a p t i o n _ 2 < / P r o m p t e d R e s u l t C a p t i o n _ 2 > - 
-             < P r o m p t e d R e s u l t C a p t i o n _ 3 > P r o m p t e d R e s u l t C a p t i o n _ 3 < / P r o m p t e d R e s u l t C a p t i o n _ 3 > - 
-             < P r o m p t e d R e s u l t C a p t i o n _ 4 > P r o m p t e d R e s u l t C a p t i o n _ 4 < / P r o m p t e d R e s u l t C a p t i o n _ 4 > - 
-             < P r o m p t e d R e s u l t C a p t i o n _ 5 > P r o m p t e d R e s u l t C a p t i o n _ 5 < / P r o m p t e d R e s u l t C a p t i o n _ 5 > - 
-             < P r o m p t e d R e s u l t C a p t i o n _ 6 > P r o m p t e d R e s u l t C a p t i o n _ 6 < / P r o m p t e d R e s u l t C a p t i o n _ 6 > - 
-             < P r o m p t e d R e s u l t C a p t i o n _ 7 > P r o m p t e d R e s u l t C a p t i o n _ 7 < / P r o m p t e d R e s u l t C a p t i o n _ 7 > - 
-             < P r o m p t e d R e s u l t C a p t i o n _ 8 > P r o m p t e d R e s u l t C a p t i o n _ 8 < / P r o m p t e d R e s u l t C a p t i o n _ 8 > - 
-             < P r o m p t e d R e s u l t C a p t i o n _ 9 > P r o m p t e d R e s u l t C a p t i o n _ 9 < / P r o m p t e d R e s u l t C a p t i o n _ 9 > - 
-             < P r o m p t e d R e s u l t C o n d i t i o n D e s c r i p t i o n _ 1 > P r o m p t e d R e s u l t C o n d i t i o n D e s c r i p t i o n _ 1 < / P r o m p t e d R e s u l t C o n d i t i o n D e s c r i p t i o n _ 1 > - 
-             < P r o m p t e d R e s u l t C o n d i t i o n D e s c r i p t i o n _ 1 0 > P r o m p t e d R e s u l t C o n d i t i o n D e s c r i p t i o n _ 1 0 < / P r o m p t e d R e s u l t C o n d i t i o n D e s c r i p t i o n _ 1 0 > - 
-             < P r o m p t e d R e s u l t C o n d i t i o n D e s c r i p t i o n _ 2 > P r o m p t e d R e s u l t C o n d i t i o n D e s c r i p t i o n _ 2 < / P r o m p t e d R e s u l t C o n d i t i o n D e s c r i p t i o n _ 2 > - 
-             < P r o m p t e d R e s u l t C o n d i t i o n D e s c r i p t i o n _ 3 > P r o m p t e d R e s u l t C o n d i t i o n D e s c r i p t i o n _ 3 < / P r o m p t e d R e s u l t C o n d i t i o n D e s c r i p t i o n _ 3 > - 
-             < P r o m p t e d R e s u l t C o n d i t i o n D e s c r i p t i o n _ 4 > P r o m p t e d R e s u l t C o n d i t i o n D e s c r i p t i o n _ 4 < / P r o m p t e d R e s u l t C o n d i t i o n D e s c r i p t i o n _ 4 > - 
-             < P r o m p t e d R e s u l t C o n d i t i o n D e s c r i p t i o n _ 5 > P r o m p t e d R e s u l t C o n d i t i o n D e s c r i p t i o n _ 5 < / P r o m p t e d R e s u l t C o n d i t i o n D e s c r i p t i o n _ 5 > - 
-             < P r o m p t e d R e s u l t C o n d i t i o n D e s c r i p t i o n _ 6 > P r o m p t e d R e s u l t C o n d i t i o n D e s c r i p t i o n _ 6 < / P r o m p t e d R e s u l t C o n d i t i o n D e s c r i p t i o n _ 6 > - 
-             < P r o m p t e d R e s u l t C o n d i t i o n D e s c r i p t i o n _ 7 > P r o m p t e d R e s u l t C o n d i t i o n D e s c r i p t i o n _ 7 < / P r o m p t e d R e s u l t C o n d i t i o n D e s c r i p t i o n _ 7 > - 
-             < P r o m p t e d R e s u l t C o n d i t i o n D e s c r i p t i o n _ 8 > P r o m p t e d R e s u l t C o n d i t i o n D e s c r i p t i o n _ 8 < / P r o m p t e d R e s u l t C o n d i t i o n D e s c r i p t i o n _ 8 > - 
-             < P r o m p t e d R e s u l t C o n d i t i o n D e s c r i p t i o n _ 9 > P r o m p t e d R e s u l t C o n d i t i o n D e s c r i p t i o n _ 9 < / P r o m p t e d R e s u l t C o n d i t i o n D e s c r i p t i o n _ 9 > - 
-             < P r o m p t e d R e s u l t V i s i b l e _ 1 > P r o m p t e d R e s u l t V i s i b l e _ 1 < / P r o m p t e d R e s u l t V i s i b l e _ 1 > - 
-             < P r o m p t e d R e s u l t V i s i b l e _ 1 0 > P r o m p t e d R e s u l t V i s i b l e _ 1 0 < / P r o m p t e d R e s u l t V i s i b l e _ 1 0 > - 
-             < P r o m p t e d R e s u l t V i s i b l e _ 2 > P r o m p t e d R e s u l t V i s i b l e _ 2 < / P r o m p t e d R e s u l t V i s i b l e _ 2 > - 
-             < P r o m p t e d R e s u l t V i s i b l e _ 3 > P r o m p t e d R e s u l t V i s i b l e _ 3 < / P r o m p t e d R e s u l t V i s i b l e _ 3 > - 
-             < P r o m p t e d R e s u l t V i s i b l e _ 4 > P r o m p t e d R e s u l t V i s i b l e _ 4 < / P r o m p t e d R e s u l t V i s i b l e _ 4 > - 
-             < P r o m p t e d R e s u l t V i s i b l e _ 5 > P r o m p t e d R e s u l t V i s i b l e _ 5 < / P r o m p t e d R e s u l t V i s i b l e _ 5 > - 
-             < P r o m p t e d R e s u l t V i s i b l e _ 6 > P r o m p t e d R e s u l t V i s i b l e _ 6 < / P r o m p t e d R e s u l t V i s i b l e _ 6 > - 
-             < P r o m p t e d R e s u l t V i s i b l e _ 7 > P r o m p t e d R e s u l t V i s i b l e _ 7 < / P r o m p t e d R e s u l t V i s i b l e _ 7 > - 
-             < P r o m p t e d R e s u l t V i s i b l e _ 8 > P r o m p t e d R e s u l t V i s i b l e _ 8 < / P r o m p t e d R e s u l t V i s i b l e _ 8 > - 
-             < P r o m p t e d R e s u l t V i s i b l e _ 9 > P r o m p t e d R e s u l t V i s i b l e _ 9 < / P r o m p t e d R e s u l t V i s i b l e _ 9 > - 
-             < T e s t _ R e s u l t > T e s t _ R e s u l t < / T e s t _ R e s u l t > - 
-             < T e s t _ R e s u l t D e s c r i p t i o n > T e s t _ R e s u l t D e s c r i p t i o n < / T e s t _ R e s u l t D e s c r i p t i o n > - 
-             < T e s t _ V a l u e > T e s t _ V a l u e < / T e s t _ V a l u e > - 
-             < W o r d D e s c r i p t i o n > W o r d D e s c r i p t i o n < / W o r d D e s c r i p t i o n > - 
-             < W o r d R e s u l t D e s c r i p t i o n > W o r d R e s u l t D e s c r i p t i o n < / W o r d R e s u l t D e s c r i p t i o n > - 
-             < W o r d U n f a v o r a b l e R e s u l t D e s c r i p t i o n > W o r d U n f a v o r a b l e R e s u l t D e s c r i p t i o n < / W o r d U n f a v o r a b l e R e s u l t D e s c r i p t i o n > - 
-         < / C u r r e n t I n s p e c t i o n L i n e > - 
-     < / C u r r e n t I n s p e c t i o n > - 
- < / N a v W o r d R e p o r t X m l P a r t > 
-</file>
-
-<file path=customXml/item3.xml>��< ? x m l   v e r s i o n = " 1 . 0 "   e n c o d i n g = " u t f - 1 6 " ? > < N a v W o r d R e p o r t X m l P a r t   x m l n s = " u r n : m i c r o s o f t - d y n a m i c s - b u s i n e s s c e n t r a l / i n t e r n a l / e x t e n d e d / r e p o r t s / Q l t y _ C e r t i f i c a t e _ o f _ A n a l y s i s / 2 0 4 0 1 / " > - 
-     < B C R e p o r t I n f o r m a t i o n > - 
-         < R e p o r t M e t a d a t a > - 
-             < E x t e n s i o n I d > E x t e n s i o n   I D < / E x t e n s i o n I d > - 
-             < E x t e n s i o n N a m e > E x t e n s i o n   N a m e < / E x t e n s i o n N a m e > - 
-             < E x t e n s i o n P u b l i s h e r > E x t e n s i o n   P u b l i s h e r < / E x t e n s i o n P u b l i s h e r > - 
-             < E x t e n s i o n V e r s i o n > E x t e n s i o n   V e r s i o n < / E x t e n s i o n V e r s i o n > - 
-             < R e p o r t I d > R e p o r t   I D < / R e p o r t I d > - 
-             < R e p o r t N a m e > R e p o r t   N a m e < / R e p o r t N a m e > - 
-             < A b o u t T h i s R e p o r t T i t l e > A b o u t   T h i s   R e p o r t   T i t l e < / A b o u t T h i s R e p o r t T i t l e > - 
-             < A b o u t T h i s R e p o r t T e x t > A b o u t   T h i s   R e p o r t   T e x t < / A b o u t T h i s R e p o r t T e x t > - 
-             < R e p o r t H e l p L i n k > R e p o r t   H e l p   L i n k < / R e p o r t H e l p L i n k > - 
-         < / R e p o r t M e t a d a t a > - 
-         < R e p o r t R e q u e s t > - 
-             < T e n a n t E n t r a I d > T e n a n t   E n t r a   I d < / T e n a n t E n t r a I d > - 
-             < E n v i r o n m e n t N a m e > E n v i r o n m e n t   N a m e < / E n v i r o n m e n t N a m e > - 
-             < E n v i r o n m e n t T y p e > E n v i r o n m e n t   T y p e < / E n v i r o n m e n t T y p e > - 
-             < C o m p a n y N a m e > C o m p a n y   N a m e < / C o m p a n y N a m e > - 
-             < C o m p a n y D i s p l a y N a m e > C o m p a n y   D i s p l a y   N a m e < / C o m p a n y D i s p l a y N a m e > - 
-             < C o m p a n y I d > C o m p a n y   I D < / C o m p a n y I d > - 
-             < U s e r N a m e > U s e r   N a m e < / U s e r N a m e > - 
-             < D a t e A n d T i m e > D a t e   a n d   T i m e < / D a t e A n d T i m e > - 
-             < L a n g u a g e > L a n g u a g e < / L a n g u a g e > - 
-             < F o r m a t R e g i o n > F o r m a t   R e g i o n < / F o r m a t R e g i o n > - 
-             < D a t e T i m e V a l u e s > - 
-                 < Y e a r > Y e a r < / Y e a r > - 
-                 < M o n t h N u m b e r > M o n t h   N u m b e r < / M o n t h N u m b e r > - 
-                 < D a y N u m b e r > D a y   N u m b e r < / D a y N u m b e r > - 
-                 < H o u r > H o u r < / H o u r > - 
-                 < M i n u t e > M i n u t e < / M i n u t e > - 
-             < / D a t e T i m e V a l u e s > - 
-         < / R e p o r t R e q u e s t > - 
-     < / B C R e p o r t I n f o r m a t i o n > - 
-     < L a b e l s > - 
-         < C o n d i t i o n L a b e l   E l e m e n t T y p e = " P a r a m e t e r "   E l e m e n t I d = " 1 4 2 4 6 4 8 2 8 8 "   D a t a T y p e = " S t r i n g " > C o n d i t i o n L a b e l < / C o n d i t i o n L a b e l > - 
-         < D a t e L a b e l   E l e m e n t T y p e = " P a r a m e t e r "   E l e m e n t I d = " 7 9 3 8 1 7 7 7 7 "   D a t a T y p e = " S t r i n g " > D a t e L a b e l < / D a t e L a b e l > - 
-         < F i n i s h e d B y L a b e l   E l e m e n t T y p e = " P a r a m e t e r "   E l e m e n t I d = " 1 2 1 8 3 5 9 1 8 "   D a t a T y p e = " S t r i n g " > F i n i s h e d B y L a b e l < / F i n i s h e d B y L a b e l > - 
-         < F i n i s h e d O n L a b e l   E l e m e n t T y p e = " P a r a m e t e r "   E l e m e n t I d = " 1 9 3 5 3 2 6 4 3 2 "   D a t a T y p e = " S t r i n g " > F i n i s h e d O n L a b e l < / F i n i s h e d O n L a b e l > - 
-         < I n s p e c t i o n L a b e l   E l e m e n t T y p e = " P a r a m e t e r "   E l e m e n t I d = " 1 5 4 9 8 3 1 5 2 5 "   D a t a T y p e = " S t r i n g " > I n s p e c t i o n L a b e l < / I n s p e c t i o n L a b e l > - 
-         < I t e m L a b e l   E l e m e n t T y p e = " P a r a m e t e r "   E l e m e n t I d = " 1 0 8 2 0 2 8 9 7 4 "   D a t a T y p e = " S t r i n g " > I t e m L a b e l < / I t e m L a b e l > - 
-         < I t e m T r a c k i n g L a b e l   E l e m e n t T y p e = " P a r a m e t e r "   E l e m e n t I d = " 9 3 5 5 3 4 6 7 1 "   D a t a T y p e = " S t r i n g " > I t e m T r a c k i n g L a b e l < / I t e m T r a c k i n g L a b e l > - 
-         < P a g e L a b e l   E l e m e n t T y p e = " P a r a m e t e r "   E l e m e n t I d = " 1 8 8 0 8 2 7 5 0 4 "   D a t a T y p e = " S t r i n g " > P a g e L a b e l < / P a g e L a b e l > - 
-         < R e p o r t T i t l e L a b e l   E l e m e n t T y p e = " P a r a m e t e r "   E l e m e n t I d = " 1 2 9 7 0 8 9 6 2 7 "   D a t a T y p e = " S t r i n g " > R e p o r t T i t l e L a b e l < / R e p o r t T i t l e L a b e l > - 
-         < R e s u l t L a b e l   E l e m e n t T y p e = " P a r a m e t e r "   E l e m e n t I d = " 4 0 7 6 0 6 8 8 6 "   D a t a T y p e = " S t r i n g " > R e s u l t L a b e l < / R e s u l t L a b e l > - 
-         < T e s t L a b e l   E l e m e n t T y p e = " P a r a m e t e r "   E l e m e n t I d = " 1 5 2 2 4 8 5 9 "   D a t a T y p e = " S t r i n g " > T e s t L a b e l < / T e s t L a b e l > - 
-         < T e s t V a l u e L a b e l   E l e m e n t T y p e = " P a r a m e t e r "   E l e m e n t I d = " 1 1 6 2 1 3 2 5 7 0 "   D a t a T y p e = " S t r i n g " > T e s t V a l u e L a b e l < / T e s t V a l u e L a b e l > - 
-     < / L a b e l s > - 
      < T o o l t i p s >   
          < T o o l t i p   c o l u m n = " Q l t y I n s p e c t i o n T e m p l a t e _ D e s c r i p t i o n "   E l e m e n t I d = " 1 6 5 2 0 6 9 5 9 8 " > @@ -7643,6 +8050,12 @@
  
          < / T o o l t i p >   
+         < T o o l t i p   c o l u m n = " I t e m D e s c r i p t i o n "   E l e m e n t I d = " 1 9 6 5 3 9 3 7 9 0 " > + 
+             < T o o l t i p T e x t   l a n g = " e n - U S " > S p e c i f i e s   a   d e s c r i p t i o n   o f   t h e   i t e m . < / T o o l t i p T e x t > + 
+         < / T o o l t i p > + 
          < T o o l t i p   c o l u m n = " F i e l d _ C o d e "   E l e m e n t I d = " 1 3 2 7 2 5 5 7 3 " >   
              < T o o l t i p T e x t   l a n g = " e n - U S " > S p e c i f i e s   t h e   f i e l d / q u e s t i o n / m e t r i c   i n   t h i s   t e s t . < / T o o l t i p T e x t > @@ -7731,11 +8144,11 @@
  
          < H o m e P a g e V a l u e   E l e m e n t T y p e = " C o l u m n "   E l e m e n t I d = " 5 3 3 5 1 4 0 3 4 "   D a t a T y p e = " T e x t " > H o m e P a g e V a l u e < / H o m e P a g e V a l u e >   
-         < I n s p e c t i o n I n f o r m a t i o n   E l e m e n t T y p e = " C o l u m n "   E l e m e n t I d = " 1 5 3 2 8 6 0 1 9 9 "   D a t a T y p e = " T e x t " > I n s p e c t i o n I n f o r m a t i o n < / I n s p e c t i o n I n f o r m a t i o n > - 
          < I t e m D e s c r i p t i o n   E l e m e n t T y p e = " C o l u m n "   E l e m e n t I d = " 1 9 6 5 3 9 3 7 9 0 "   D a t a T y p e = " T e x t " > I t e m D e s c r i p t i o n < / I t e m D e s c r i p t i o n >   
-         < I t e m T r a c k i n g D e s c r i p t i o n   E l e m e n t T y p e = " C o l u m n "   E l e m e n t I d = " 1 1 1 7 1 0 3 3 4 5 "   D a t a T y p e = " T e x t " > I t e m T r a c k i n g D e s c r i p t i o n < / I t e m T r a c k i n g D e s c r i p t i o n > +         < I t e m I d e n t i f i e r   E l e m e n t T y p e = " C o l u m n "   E l e m e n t I d = " 5 0 6 2 1 1 7 7 1 "   D a t a T y p e = " T e x t " > I t e m I d e n t i f i e r < / I t e m I d e n t i f i e r > + 
+         < I t e m T r a c k i n g I d e n t i f i e r   E l e m e n t T y p e = " C o l u m n "   E l e m e n t I d = " 7 9 0 2 0 8 2 0 4 "   D a t a T y p e = " T e x t " > I t e m T r a c k i n g I d e n t i f i e r < / I t e m T r a c k i n g I d e n t i f i e r >   
          < P h o n e N o L a b e l   E l e m e n t T y p e = " C o l u m n "   E l e m e n t I d = " 1 6 1 4 5 2 6 0 7 8 "   D a t a T y p e = " T e x t " > P h o n e N o L a b e l < / P h o n e N o L a b e l >   
@@ -7937,17 +8350,17 @@
 </file>
 
 <file path=customXml/itemProps1.xml><?xml version="1.0" encoding="utf-8"?>
-<ds:datastoreItem xmlns:ds="http://schemas.openxmlformats.org/officeDocument/2006/customXml" ds:itemID="{17CE75AC-9DC5-435C-A40B-AC945788E8B7}">
+<ds:datastoreItem xmlns:ds="http://schemas.openxmlformats.org/officeDocument/2006/customXml" ds:itemID="{F00BF611-06BA-436C-902A-C0D5E8DF929B}">
   <ds:schemaRefs>
-    <ds:schemaRef ds:uri="http://schemas.openxmlformats.org/officeDocument/2006/bibliography"/>
+    <ds:schemaRef ds:uri="urn:microsoft-dynamics-nav/reports/Qlty_Certificate_of_Analysis/20401/"/>
   </ds:schemaRefs>
 </ds:datastoreItem>
 </file>
 
 <file path=customXml/itemProps2.xml><?xml version="1.0" encoding="utf-8"?>
-<ds:datastoreItem xmlns:ds="http://schemas.openxmlformats.org/officeDocument/2006/customXml" ds:itemID="{F00BF611-06BA-436C-902A-C0D5E8DF929B}">
+<ds:datastoreItem xmlns:ds="http://schemas.openxmlformats.org/officeDocument/2006/customXml" ds:itemID="{17CE75AC-9DC5-435C-A40B-AC945788E8B7}">
   <ds:schemaRefs>
-    <ds:schemaRef ds:uri="urn:microsoft-dynamics-nav/reports/Qlty_Certificate_of_Analysis/20401/"/>
+    <ds:schemaRef ds:uri="http://schemas.openxmlformats.org/officeDocument/2006/bibliography"/>
   </ds:schemaRefs>
 </ds:datastoreItem>
 </file>

--- a/Quality Management/src/Reports/QltyCertificateOfAnalysis.docx
+++ b/Quality Management/src/Reports/QltyCertificateOfAnalysis.docx
@@ -7780,7 +7780,9 @@
 <b:Sources xmlns:b="http://schemas.openxmlformats.org/officeDocument/2006/bibliography" xmlns="http://schemas.openxmlformats.org/officeDocument/2006/bibliography" SelectedStyle="\APASixthEditionOfficeOnline.xsl" StyleName="APA" Version="6"/>
 </file>
 
-<file path=customXml/item3.xml>��< ? x m l   v e r s i o n = " 1 . 0 "   e n c o d i n g = " u t f - 1 6 " ? > < N a v W o r d R e p o r t X m l P a r t   x m l n s = " u r n : m i c r o s o f t - d y n a m i c s - b u s i n e s s c e n t r a l / i n t e r n a l / e x t e n d e d / r e p o r t s / Q l t y _ C e r t i f i c a t e _ o f _ A n a l y s i s / 2 0 4 0 1 / " > +<file path=customXml/item3.xml>��< ? x m l   v e r s i o n = " 1 . 0 "   e n c o d i n g = " u t f - 1 6 " ? > + 
+ < N a v W o r d R e p o r t X m l P a r t   x m l n s = " u r n : m i c r o s o f t - d y n a m i c s - b u s i n e s s c e n t r a l / i n t e r n a l / e x t e n d e d / r e p o r t s / Q l t y _ C e r t i f i c a t e _ o f _ A n a l y s i s / 2 0 4 0 1 / " >   
      < B C R e p o r t I n f o r m a t i o n >   
@@ -8130,7 +8132,7 @@
  
          < C o m p a n y I n f o r m a t i o n _ R o w 8   E l e m e n t T y p e = " C o l u m n "   E l e m e n t I d = " 3 9 8 9 1 0 6 3 7 "   D a t a T y p e = " T e x t " > C o m p a n y I n f o r m a t i o n _ R o w 8 < / C o m p a n y I n f o r m a t i o n _ R o w 8 >   
-         < C o m p a n y L o g o   E l e m e n t T y p e = " C o l u m n "   E l e m e n t I d = " 2 3 7 6 9 1 5 1 "   D a t a T y p e = " B l o b " / > +         < C o m p a n y L o g o   E l e m e n t T y p e = " C o l u m n "   E l e m e n t I d = " 2 3 7 6 9 1 5 1 "   D a t a T y p e = " B l o b "   / >   
          < E m a i l L a b e l   E l e m e n t T y p e = " C o l u m n "   E l e m e n t I d = " 7 7 1 8 8 7 1 3 5 "   D a t a T y p e = " T e x t " > E m a i l L a b e l < / E m a i l L a b e l >   
@@ -8154,7 +8156,7 @@
  
          < P h o n e N o V a l u e   E l e m e n t T y p e = " C o l u m n "   E l e m e n t I d = " 1 2 8 6 6 4 9 7 8 1 "   D a t a T y p e = " T e x t " > P h o n e N o V a l u e < / P h o n e N o V a l u e >   
-         < Q l t y I n s p e c t i o n T e m p l a t e _ D e s c r i p t i o n   E l e m e n t T y p e = " C o l u m n "   E l e m e n t I d = " 1 6 5 2 0 6 9 5 9 8 "   D a t a T y p e = " T e x t " > Q l t y I n s p e c t i o n T e m p l a t e _ D e s c r i p t i o n < / Q l t y I n s p e c t i o n T e m p l a t e _ D e s c r i p t i o n > +         < Q l t y I n s p e c t i o n T e m p l a t e _ D e s c r i p t i o n   E l e m e n t T y p e = " C o l u m n "   E l e m e n t I d = " 1 6 5 2 0 6 9 5 9 8 "   D a t a T y p e = " T e x t "   O b s o l e t e S t a t e = " P e n d i n g " > Q l t y I n s p e c t i o n T e m p l a t e _ D e s c r i p t i o n < / Q l t y I n s p e c t i o n T e m p l a t e _ D e s c r i p t i o n >   
          < Q l t y I n s p e c t i o n _ D e s c r i p t i o n   E l e m e n t T y p e = " C o l u m n "   E l e m e n t I d = " 7 3 9 0 1 9 9 1 0 "   D a t a T y p e = " T e x t " > Q l t y I n s p e c t i o n _ D e s c r i p t i o n < / Q l t y I n s p e c t i o n _ D e s c r i p t i o n >   

--- a/Quality Management/src/Reports/QltyCertificateOfAnalysis.docx
+++ b/Quality Management/src/Reports/QltyCertificateOfAnalysis.docx
@@ -7904,13 +7904,13 @@
  
          < T o o l t i p   c o l u m n = " Q l t y I n s p e c t i o n _ R e s u l t _ C o d e "   E l e m e n t I d = " 1 8 0 7 0 7 7 0 6 5 " >   
-             < T o o l t i p T e x t   l a n g = " e n - U S " > S p e c i f i e s   t h e   r e s u l t   i s   a u t o m a t i c a l l y   d e t e r m i n e d   b a s e d   o n   t h e   t e s t   v a l u e   a n d   r e s u l t   c o n f i g u r a t i o n . < / T o o l t i p T e x t > +             < T o o l t i p T e x t   l a n g = " e n - U S " > S p e c i f i e s   t h e   r e s u l t   a u t o m a t i c a l l y   c a l c u l a t e d   f r o m   i n s p e c t i o n   t e s t   l i n e s   b a s e d   o n   t h e i r   e v a l u a t i o n   s e q u e n c e .   T h e   c a l c u l a t i o n   p r i o r i t i z e s   l i n e s   t h a t   f a i l e d   t h e   a c c e p t a b l e   q u a l i t y   l e v e l   a n d   t h e n   l i n e s   t h a t   h a v e   t h e   l o w e s t   e v a l u a t i o n   s e q u e n c e . < / T o o l t i p T e x t >   
          < / T o o l t i p >   
          < T o o l t i p   c o l u m n = " Q l t y I n s p e c t i o n _ R e s u l t _ D e s c r i p t i o n "   E l e m e n t I d = " 8 1 0 5 3 8 1 8 8 " >   
-             < T o o l t i p T e x t   l a n g = " e n - U S " > S p e c i f i e s   t h e   r e s u l t   d e s c r i p t i o n   f o r   t h i s   t e s t   r e s u l t .   T h e   r e s u l t   i s   a u t o m a t i c a l l y   d e t e r m i n e d   b a s e d   o n   t h e   t e s t   v a l u e   a n d   r e s u l t   c o n f i g u r a t i o n . < / T o o l t i p T e x t > +             < T o o l t i p T e x t   l a n g = " e n - U S " > S p e c i f i e s   t h e   d e s c r i p t i o n   o f   t h e   i n s p e c t i o n   r e s u l t .   T h i s   v a l u e   i s   a u t o m a t i c a l l y   r e t r i e v e d   f r o m   t h e   r e s u l t   d e f i n i t i o n   b a s e d   o n   t h e   R e s u l t   C o d e   f i e l d . < / T o o l t i p T e x t >   
          < / T o o l t i p >   
@@ -8078,13 +8078,13 @@
  
          < T o o l t i p   c o l u m n = " F i e l d _ T y p e "   E l e m e n t I d = " 1 3 2 8 1 6 4 0 1 6 " >   
-             < T o o l t i p T e x t   l a n g = " e n - U S " > S p e c i f i e s   t h e   d a t a   t y p e   o f   t h e   v a l u e s   y o u   c a n   e n t e r   o r   s e l e c t   f o r   t h i s   t e s t .   U s e   D e c i m a l   f o r   n u m e r i c a l   m e a s u r e m e n t s .   U s e   C h o i c e   t o   g i v e   a   l i s t   o f   o p t i o n s   t o   c h o o s e   f r o m .   I f   y o u   w a n t   t o   c h o o s e   o p t i o n s   f r o m   a n   e x i s t i n g   t a b l e ,   u s e   T a b l e   L o o k u p . < / T o o l t i p T e x t > +             < T o o l t i p T e x t   l a n g = " e n - U S " > S p e c i f i e s   t h e   d a t a   v a l u e   t y p e   o f   t h e   t e s t .   T h e   v a l u e   i s   a u t o m a t i c a l l y   r e t r i e v e d   f r o m   t h e   T e s t   V a l u e   T y p e   f i e l d   o n   t h e   t e s t   t e m p l a t e . < / T o o l t i p T e x t >   
          < / T o o l t i p >   
          < T o o l t i p   c o l u m n = " T e s t _ R e s u l t "   E l e m e n t I d = " 1 2 7 1 0 6 2 1 4 1 " >   
-             < T o o l t i p T e x t   l a n g = " e n - U S " > S p e c i f i e s   t h e   r e s u l t   i s   a u t o m a t i c a l l y   d e t e r m i n e d   b a s e d   o n   t h e   t e s t   v a l u e   a n d   r e s u l t   c o n f i g u r a t i o n . < / T o o l t i p T e x t > +             < T o o l t i p T e x t   l a n g = " e n - U S " > S p e c i f i e s   t h e   a u t o m a t i c a l l y   c a l c u l a t e d   r e s u l t   b a s e d   o n   t h e   e v a l u a t i o n   o f   t h e   a c t u a l   t e s t   v a l u e   a g a i n s t   t h e   d e f i n e d   r e s u l t   c o n d i t i o n s . < / T o o l t i p T e x t >   
          < / T o o l t i p >   
